--- a/docs/acceptance-test/per-user/26-hr.staff.docx
+++ b/docs/acceptance-test/per-user/26-hr.staff.docx
@@ -117,7 +117,7 @@
           <w:sz w:val="18"/>
           <w:szCs w:val="18"/>
         </w:rPr>
-        <w:t xml:space="preserve">  ·  16 checks</w:t>
+        <w:t xml:space="preserve">  ·  17 checks</w:t>
       </w:r>
     </w:p>
     <w:tbl>
@@ -1064,6 +1064,273 @@
                 <w:szCs w:val="19"/>
               </w:rPr>
               <w:t xml:space="preserve">My guide shows the steps for this role only. The picture guide opens with numbered red boxes.</w:t>
+            </w:r>
+          </w:p>
+        </w:tc>
+        <w:tc>
+          <w:tcPr>
+            <w:tcW w:type="dxa" w:w="620"/>
+            <w:tcBorders>
+              <w:top w:val="single" w:color="C9D0DC" w:sz="4"/>
+              <w:left w:val="single" w:color="C9D0DC" w:sz="4"/>
+              <w:bottom w:val="single" w:color="C9D0DC" w:sz="4"/>
+              <w:right w:val="single" w:color="C9D0DC" w:sz="4"/>
+            </w:tcBorders>
+            <w:tcMar>
+              <w:top w:type="dxa" w:w="70"/>
+              <w:left w:type="dxa" w:w="100"/>
+              <w:bottom w:type="dxa" w:w="70"/>
+              <w:right w:type="dxa" w:w="100"/>
+            </w:tcMar>
+            <w:vAlign w:val="center"/>
+          </w:tcPr>
+          <w:p>
+            <w:pPr>
+              <w:spacing w:after="0" w:before="0" w:line="264"/>
+              <w:jc w:val="center"/>
+            </w:pPr>
+            <w:r>
+              <w:rPr>
+                <w:rFonts w:ascii="Arial" w:cs="Arial" w:eastAsia="Arial" w:hAnsi="Arial"/>
+                <w:sz w:val="30"/>
+                <w:szCs w:val="30"/>
+              </w:rPr>
+              <w:t xml:space="preserve">☐</w:t>
+            </w:r>
+          </w:p>
+        </w:tc>
+        <w:tc>
+          <w:tcPr>
+            <w:tcW w:type="dxa" w:w="620"/>
+            <w:tcBorders>
+              <w:top w:val="single" w:color="C9D0DC" w:sz="4"/>
+              <w:left w:val="single" w:color="C9D0DC" w:sz="4"/>
+              <w:bottom w:val="single" w:color="C9D0DC" w:sz="4"/>
+              <w:right w:val="single" w:color="C9D0DC" w:sz="4"/>
+            </w:tcBorders>
+            <w:tcMar>
+              <w:top w:type="dxa" w:w="70"/>
+              <w:left w:type="dxa" w:w="100"/>
+              <w:bottom w:type="dxa" w:w="70"/>
+              <w:right w:type="dxa" w:w="100"/>
+            </w:tcMar>
+            <w:vAlign w:val="center"/>
+          </w:tcPr>
+          <w:p>
+            <w:pPr>
+              <w:spacing w:after="0" w:before="0" w:line="264"/>
+              <w:jc w:val="center"/>
+            </w:pPr>
+            <w:r>
+              <w:rPr>
+                <w:rFonts w:ascii="Arial" w:cs="Arial" w:eastAsia="Arial" w:hAnsi="Arial"/>
+                <w:sz w:val="30"/>
+                <w:szCs w:val="30"/>
+              </w:rPr>
+              <w:t xml:space="preserve">☐</w:t>
+            </w:r>
+          </w:p>
+        </w:tc>
+        <w:tc>
+          <w:tcPr>
+            <w:tcW w:type="dxa" w:w="620"/>
+            <w:tcBorders>
+              <w:top w:val="single" w:color="C9D0DC" w:sz="4"/>
+              <w:left w:val="single" w:color="C9D0DC" w:sz="4"/>
+              <w:bottom w:val="single" w:color="C9D0DC" w:sz="4"/>
+              <w:right w:val="single" w:color="C9D0DC" w:sz="4"/>
+            </w:tcBorders>
+            <w:tcMar>
+              <w:top w:type="dxa" w:w="70"/>
+              <w:left w:type="dxa" w:w="100"/>
+              <w:bottom w:type="dxa" w:w="70"/>
+              <w:right w:type="dxa" w:w="100"/>
+            </w:tcMar>
+            <w:vAlign w:val="center"/>
+          </w:tcPr>
+          <w:p>
+            <w:pPr>
+              <w:spacing w:after="0" w:before="0" w:line="264"/>
+              <w:jc w:val="center"/>
+            </w:pPr>
+            <w:r>
+              <w:rPr>
+                <w:rFonts w:ascii="Arial" w:cs="Arial" w:eastAsia="Arial" w:hAnsi="Arial"/>
+                <w:sz w:val="30"/>
+                <w:szCs w:val="30"/>
+              </w:rPr>
+              <w:t xml:space="preserve">☐</w:t>
+            </w:r>
+          </w:p>
+        </w:tc>
+        <w:tc>
+          <w:tcPr>
+            <w:tcW w:type="dxa" w:w="2040"/>
+            <w:tcBorders>
+              <w:top w:val="single" w:color="C9D0DC" w:sz="4"/>
+              <w:left w:val="single" w:color="C9D0DC" w:sz="4"/>
+              <w:bottom w:val="single" w:color="C9D0DC" w:sz="4"/>
+              <w:right w:val="single" w:color="C9D0DC" w:sz="4"/>
+            </w:tcBorders>
+            <w:tcMar>
+              <w:top w:type="dxa" w:w="70"/>
+              <w:left w:type="dxa" w:w="100"/>
+              <w:bottom w:type="dxa" w:w="70"/>
+              <w:right w:type="dxa" w:w="100"/>
+            </w:tcMar>
+            <w:vAlign w:val="top"/>
+          </w:tcPr>
+          <w:p>
+            <w:pPr>
+              <w:spacing w:after="0" w:before="0" w:line="264"/>
+            </w:pPr>
+            <w:r>
+              <w:rPr>
+                <w:rFonts w:ascii="Arial" w:cs="Arial" w:eastAsia="Arial" w:hAnsi="Arial"/>
+                <w:sz w:val="19"/>
+                <w:szCs w:val="19"/>
+              </w:rPr>
+              <w:t xml:space="preserve"> </w:t>
+            </w:r>
+          </w:p>
+        </w:tc>
+      </w:tr>
+      <w:tr>
+        <w:trPr>
+          <w:cantSplit/>
+        </w:trPr>
+        <w:tc>
+          <w:tcPr>
+            <w:tcW w:type="dxa" w:w="860"/>
+            <w:tcBorders>
+              <w:top w:val="single" w:color="C9D0DC" w:sz="4"/>
+              <w:left w:val="single" w:color="C9D0DC" w:sz="4"/>
+              <w:bottom w:val="single" w:color="C9D0DC" w:sz="4"/>
+              <w:right w:val="single" w:color="C9D0DC" w:sz="4"/>
+            </w:tcBorders>
+            <w:tcMar>
+              <w:top w:type="dxa" w:w="70"/>
+              <w:left w:type="dxa" w:w="100"/>
+              <w:bottom w:type="dxa" w:w="70"/>
+              <w:right w:type="dxa" w:w="100"/>
+            </w:tcMar>
+            <w:vAlign w:val="top"/>
+          </w:tcPr>
+          <w:p>
+            <w:pPr>
+              <w:spacing w:after="0" w:before="0" w:line="264"/>
+            </w:pPr>
+            <w:r>
+              <w:rPr>
+                <w:rFonts w:ascii="Arial" w:cs="Arial" w:eastAsia="Arial" w:hAnsi="Arial"/>
+                <w:b/>
+                <w:bCs/>
+                <w:color w:val="5B6477"/>
+                <w:sz w:val="16"/>
+                <w:szCs w:val="16"/>
+              </w:rPr>
+              <w:t xml:space="preserve">GEN-SRCH</w:t>
+            </w:r>
+          </w:p>
+        </w:tc>
+        <w:tc>
+          <w:tcPr>
+            <w:tcW w:type="dxa" w:w="5480"/>
+            <w:tcBorders>
+              <w:top w:val="single" w:color="C9D0DC" w:sz="4"/>
+              <w:left w:val="single" w:color="C9D0DC" w:sz="4"/>
+              <w:bottom w:val="single" w:color="C9D0DC" w:sz="4"/>
+              <w:right w:val="single" w:color="C9D0DC" w:sz="4"/>
+            </w:tcBorders>
+            <w:tcMar>
+              <w:top w:type="dxa" w:w="70"/>
+              <w:left w:type="dxa" w:w="100"/>
+              <w:bottom w:type="dxa" w:w="70"/>
+              <w:right w:type="dxa" w:w="100"/>
+            </w:tcMar>
+            <w:vAlign w:val="top"/>
+          </w:tcPr>
+          <w:p>
+            <w:pPr>
+              <w:spacing w:after="40" w:before="0" w:line="264"/>
+            </w:pPr>
+            <w:r>
+              <w:rPr>
+                <w:rFonts w:ascii="Arial" w:cs="Arial" w:eastAsia="Arial" w:hAnsi="Arial"/>
+                <w:b/>
+                <w:bCs/>
+                <w:sz w:val="20"/>
+                <w:szCs w:val="20"/>
+              </w:rPr>
+              <w:t xml:space="preserve">Search a list</w:t>
+            </w:r>
+          </w:p>
+          <w:p>
+            <w:pPr>
+              <w:spacing w:after="20" w:before="0" w:line="264"/>
+            </w:pPr>
+            <w:r>
+              <w:rPr>
+                <w:rFonts w:ascii="Arial" w:cs="Arial" w:eastAsia="Arial" w:hAnsi="Arial"/>
+                <w:color w:val="5B6477"/>
+                <w:sz w:val="19"/>
+                <w:szCs w:val="19"/>
+              </w:rPr>
+              <w:t xml:space="preserve">1.  </w:t>
+            </w:r>
+            <w:r>
+              <w:rPr>
+                <w:rFonts w:ascii="Arial" w:cs="Arial" w:eastAsia="Arial" w:hAnsi="Arial"/>
+                <w:sz w:val="19"/>
+                <w:szCs w:val="19"/>
+              </w:rPr>
+              <w:t xml:space="preserve">Open a list with six or more rows (for example Sales List, Cash Fund or Chart of Accounts).</w:t>
+            </w:r>
+          </w:p>
+          <w:p>
+            <w:pPr>
+              <w:spacing w:after="20" w:before="0" w:line="264"/>
+            </w:pPr>
+            <w:r>
+              <w:rPr>
+                <w:rFonts w:ascii="Arial" w:cs="Arial" w:eastAsia="Arial" w:hAnsi="Arial"/>
+                <w:color w:val="5B6477"/>
+                <w:sz w:val="19"/>
+                <w:szCs w:val="19"/>
+              </w:rPr>
+              <w:t xml:space="preserve">2.  </w:t>
+            </w:r>
+            <w:r>
+              <w:rPr>
+                <w:rFonts w:ascii="Arial" w:cs="Arial" w:eastAsia="Arial" w:hAnsi="Arial"/>
+                <w:sz w:val="19"/>
+                <w:szCs w:val="19"/>
+              </w:rPr>
+              <w:t xml:space="preserve">Type part of a name, number or product in Search this list.</w:t>
+            </w:r>
+          </w:p>
+          <w:p>
+            <w:pPr>
+              <w:spacing w:after="0" w:before="60" w:line="264"/>
+            </w:pPr>
+            <w:r>
+              <w:rPr>
+                <w:rFonts w:ascii="Arial" w:cs="Arial" w:eastAsia="Arial" w:hAnsi="Arial"/>
+                <w:b/>
+                <w:bCs/>
+                <w:color w:val="0B1F3A"/>
+                <w:sz w:val="19"/>
+                <w:szCs w:val="19"/>
+              </w:rPr>
+              <w:t xml:space="preserve">You should see: </w:t>
+            </w:r>
+            <w:r>
+              <w:rPr>
+                <w:rFonts w:ascii="Arial" w:cs="Arial" w:eastAsia="Arial" w:hAnsi="Arial"/>
+                <w:sz w:val="19"/>
+                <w:szCs w:val="19"/>
+              </w:rPr>
+              <w:t xml:space="preserve">Only rows that contain every word you typed are shown; clearing the box shows all rows again.</w:t>
             </w:r>
           </w:p>
         </w:tc>
@@ -4945,7 +5212,7 @@
                 <w:sz w:val="17"/>
                 <w:szCs w:val="17"/>
               </w:rPr>
-              <w:t xml:space="preserve">Passed (of 16)</w:t>
+              <w:t xml:space="preserve">Passed (of 17)</w:t>
             </w:r>
           </w:p>
         </w:tc>

--- a/docs/acceptance-test/per-user/26-hr.staff.docx
+++ b/docs/acceptance-test/per-user/26-hr.staff.docx
@@ -117,7 +117,7 @@
           <w:sz w:val="18"/>
           <w:szCs w:val="18"/>
         </w:rPr>
-        <w:t xml:space="preserve">  ·  17 checks</w:t>
+        <w:t xml:space="preserve">  ·  18 checks</w:t>
       </w:r>
     </w:p>
     <w:tbl>
@@ -1331,6 +1331,295 @@
                 <w:szCs w:val="19"/>
               </w:rPr>
               <w:t xml:space="preserve">Only rows that contain every word you typed are shown; clearing the box shows all rows again.</w:t>
+            </w:r>
+          </w:p>
+        </w:tc>
+        <w:tc>
+          <w:tcPr>
+            <w:tcW w:type="dxa" w:w="620"/>
+            <w:tcBorders>
+              <w:top w:val="single" w:color="C9D0DC" w:sz="4"/>
+              <w:left w:val="single" w:color="C9D0DC" w:sz="4"/>
+              <w:bottom w:val="single" w:color="C9D0DC" w:sz="4"/>
+              <w:right w:val="single" w:color="C9D0DC" w:sz="4"/>
+            </w:tcBorders>
+            <w:tcMar>
+              <w:top w:type="dxa" w:w="70"/>
+              <w:left w:type="dxa" w:w="100"/>
+              <w:bottom w:type="dxa" w:w="70"/>
+              <w:right w:type="dxa" w:w="100"/>
+            </w:tcMar>
+            <w:vAlign w:val="center"/>
+          </w:tcPr>
+          <w:p>
+            <w:pPr>
+              <w:spacing w:after="0" w:before="0" w:line="264"/>
+              <w:jc w:val="center"/>
+            </w:pPr>
+            <w:r>
+              <w:rPr>
+                <w:rFonts w:ascii="Arial" w:cs="Arial" w:eastAsia="Arial" w:hAnsi="Arial"/>
+                <w:sz w:val="30"/>
+                <w:szCs w:val="30"/>
+              </w:rPr>
+              <w:t xml:space="preserve">☐</w:t>
+            </w:r>
+          </w:p>
+        </w:tc>
+        <w:tc>
+          <w:tcPr>
+            <w:tcW w:type="dxa" w:w="620"/>
+            <w:tcBorders>
+              <w:top w:val="single" w:color="C9D0DC" w:sz="4"/>
+              <w:left w:val="single" w:color="C9D0DC" w:sz="4"/>
+              <w:bottom w:val="single" w:color="C9D0DC" w:sz="4"/>
+              <w:right w:val="single" w:color="C9D0DC" w:sz="4"/>
+            </w:tcBorders>
+            <w:tcMar>
+              <w:top w:type="dxa" w:w="70"/>
+              <w:left w:type="dxa" w:w="100"/>
+              <w:bottom w:type="dxa" w:w="70"/>
+              <w:right w:type="dxa" w:w="100"/>
+            </w:tcMar>
+            <w:vAlign w:val="center"/>
+          </w:tcPr>
+          <w:p>
+            <w:pPr>
+              <w:spacing w:after="0" w:before="0" w:line="264"/>
+              <w:jc w:val="center"/>
+            </w:pPr>
+            <w:r>
+              <w:rPr>
+                <w:rFonts w:ascii="Arial" w:cs="Arial" w:eastAsia="Arial" w:hAnsi="Arial"/>
+                <w:sz w:val="30"/>
+                <w:szCs w:val="30"/>
+              </w:rPr>
+              <w:t xml:space="preserve">☐</w:t>
+            </w:r>
+          </w:p>
+        </w:tc>
+        <w:tc>
+          <w:tcPr>
+            <w:tcW w:type="dxa" w:w="620"/>
+            <w:tcBorders>
+              <w:top w:val="single" w:color="C9D0DC" w:sz="4"/>
+              <w:left w:val="single" w:color="C9D0DC" w:sz="4"/>
+              <w:bottom w:val="single" w:color="C9D0DC" w:sz="4"/>
+              <w:right w:val="single" w:color="C9D0DC" w:sz="4"/>
+            </w:tcBorders>
+            <w:tcMar>
+              <w:top w:type="dxa" w:w="70"/>
+              <w:left w:type="dxa" w:w="100"/>
+              <w:bottom w:type="dxa" w:w="70"/>
+              <w:right w:type="dxa" w:w="100"/>
+            </w:tcMar>
+            <w:vAlign w:val="center"/>
+          </w:tcPr>
+          <w:p>
+            <w:pPr>
+              <w:spacing w:after="0" w:before="0" w:line="264"/>
+              <w:jc w:val="center"/>
+            </w:pPr>
+            <w:r>
+              <w:rPr>
+                <w:rFonts w:ascii="Arial" w:cs="Arial" w:eastAsia="Arial" w:hAnsi="Arial"/>
+                <w:sz w:val="30"/>
+                <w:szCs w:val="30"/>
+              </w:rPr>
+              <w:t xml:space="preserve">☐</w:t>
+            </w:r>
+          </w:p>
+        </w:tc>
+        <w:tc>
+          <w:tcPr>
+            <w:tcW w:type="dxa" w:w="2040"/>
+            <w:tcBorders>
+              <w:top w:val="single" w:color="C9D0DC" w:sz="4"/>
+              <w:left w:val="single" w:color="C9D0DC" w:sz="4"/>
+              <w:bottom w:val="single" w:color="C9D0DC" w:sz="4"/>
+              <w:right w:val="single" w:color="C9D0DC" w:sz="4"/>
+            </w:tcBorders>
+            <w:tcMar>
+              <w:top w:type="dxa" w:w="70"/>
+              <w:left w:type="dxa" w:w="100"/>
+              <w:bottom w:type="dxa" w:w="70"/>
+              <w:right w:type="dxa" w:w="100"/>
+            </w:tcMar>
+            <w:vAlign w:val="top"/>
+          </w:tcPr>
+          <w:p>
+            <w:pPr>
+              <w:spacing w:after="0" w:before="0" w:line="264"/>
+            </w:pPr>
+            <w:r>
+              <w:rPr>
+                <w:rFonts w:ascii="Arial" w:cs="Arial" w:eastAsia="Arial" w:hAnsi="Arial"/>
+                <w:sz w:val="19"/>
+                <w:szCs w:val="19"/>
+              </w:rPr>
+              <w:t xml:space="preserve"> </w:t>
+            </w:r>
+          </w:p>
+        </w:tc>
+      </w:tr>
+      <w:tr>
+        <w:trPr>
+          <w:cantSplit/>
+        </w:trPr>
+        <w:tc>
+          <w:tcPr>
+            <w:tcW w:type="dxa" w:w="860"/>
+            <w:tcBorders>
+              <w:top w:val="single" w:color="C9D0DC" w:sz="4"/>
+              <w:left w:val="single" w:color="C9D0DC" w:sz="4"/>
+              <w:bottom w:val="single" w:color="C9D0DC" w:sz="4"/>
+              <w:right w:val="single" w:color="C9D0DC" w:sz="4"/>
+            </w:tcBorders>
+            <w:tcMar>
+              <w:top w:type="dxa" w:w="70"/>
+              <w:left w:type="dxa" w:w="100"/>
+              <w:bottom w:type="dxa" w:w="70"/>
+              <w:right w:type="dxa" w:w="100"/>
+            </w:tcMar>
+            <w:vAlign w:val="top"/>
+          </w:tcPr>
+          <w:p>
+            <w:pPr>
+              <w:spacing w:after="0" w:before="0" w:line="264"/>
+            </w:pPr>
+            <w:r>
+              <w:rPr>
+                <w:rFonts w:ascii="Arial" w:cs="Arial" w:eastAsia="Arial" w:hAnsi="Arial"/>
+                <w:b/>
+                <w:bCs/>
+                <w:color w:val="5B6477"/>
+                <w:sz w:val="16"/>
+                <w:szCs w:val="16"/>
+              </w:rPr>
+              <w:t xml:space="preserve">GEN-MEM</w:t>
+            </w:r>
+          </w:p>
+        </w:tc>
+        <w:tc>
+          <w:tcPr>
+            <w:tcW w:type="dxa" w:w="5480"/>
+            <w:tcBorders>
+              <w:top w:val="single" w:color="C9D0DC" w:sz="4"/>
+              <w:left w:val="single" w:color="C9D0DC" w:sz="4"/>
+              <w:bottom w:val="single" w:color="C9D0DC" w:sz="4"/>
+              <w:right w:val="single" w:color="C9D0DC" w:sz="4"/>
+            </w:tcBorders>
+            <w:tcMar>
+              <w:top w:type="dxa" w:w="70"/>
+              <w:left w:type="dxa" w:w="100"/>
+              <w:bottom w:type="dxa" w:w="70"/>
+              <w:right w:type="dxa" w:w="100"/>
+            </w:tcMar>
+            <w:vAlign w:val="top"/>
+          </w:tcPr>
+          <w:p>
+            <w:pPr>
+              <w:spacing w:after="40" w:before="0" w:line="264"/>
+            </w:pPr>
+            <w:r>
+              <w:rPr>
+                <w:rFonts w:ascii="Arial" w:cs="Arial" w:eastAsia="Arial" w:hAnsi="Arial"/>
+                <w:b/>
+                <w:bCs/>
+                <w:sz w:val="20"/>
+                <w:szCs w:val="20"/>
+              </w:rPr>
+              <w:t xml:space="preserve">Member page for customers (phone)</w:t>
+            </w:r>
+          </w:p>
+          <w:p>
+            <w:pPr>
+              <w:spacing w:after="20" w:before="0" w:line="264"/>
+            </w:pPr>
+            <w:r>
+              <w:rPr>
+                <w:rFonts w:ascii="Arial" w:cs="Arial" w:eastAsia="Arial" w:hAnsi="Arial"/>
+                <w:color w:val="5B6477"/>
+                <w:sz w:val="19"/>
+                <w:szCs w:val="19"/>
+              </w:rPr>
+              <w:t xml:space="preserve">1.  </w:t>
+            </w:r>
+            <w:r>
+              <w:rPr>
+                <w:rFonts w:ascii="Arial" w:cs="Arial" w:eastAsia="Arial" w:hAnsi="Arial"/>
+                <w:sz w:val="19"/>
+                <w:szCs w:val="19"/>
+              </w:rPr>
+              <w:t xml:space="preserve">Open /member on a phone.</w:t>
+            </w:r>
+          </w:p>
+          <w:p>
+            <w:pPr>
+              <w:spacing w:after="20" w:before="0" w:line="264"/>
+            </w:pPr>
+            <w:r>
+              <w:rPr>
+                <w:rFonts w:ascii="Arial" w:cs="Arial" w:eastAsia="Arial" w:hAnsi="Arial"/>
+                <w:color w:val="5B6477"/>
+                <w:sz w:val="19"/>
+                <w:szCs w:val="19"/>
+              </w:rPr>
+              <w:t xml:space="preserve">2.  </w:t>
+            </w:r>
+            <w:r>
+              <w:rPr>
+                <w:rFonts w:ascii="Arial" w:cs="Arial" w:eastAsia="Arial" w:hAnsi="Arial"/>
+                <w:sz w:val="19"/>
+                <w:szCs w:val="19"/>
+              </w:rPr>
+              <w:t xml:space="preserve">Become a member with your own mobile number, tick the agreement, create the account.</w:t>
+            </w:r>
+          </w:p>
+          <w:p>
+            <w:pPr>
+              <w:spacing w:after="20" w:before="0" w:line="264"/>
+            </w:pPr>
+            <w:r>
+              <w:rPr>
+                <w:rFonts w:ascii="Arial" w:cs="Arial" w:eastAsia="Arial" w:hAnsi="Arial"/>
+                <w:color w:val="5B6477"/>
+                <w:sz w:val="19"/>
+                <w:szCs w:val="19"/>
+              </w:rPr>
+              <w:t xml:space="preserve">3.  </w:t>
+            </w:r>
+            <w:r>
+              <w:rPr>
+                <w:rFonts w:ascii="Arial" w:cs="Arial" w:eastAsia="Arial" w:hAnsi="Arial"/>
+                <w:sz w:val="19"/>
+                <w:szCs w:val="19"/>
+              </w:rPr>
+              <w:t xml:space="preserve">My card → the QR code and member number. Ask the counter to tag a sale to you, then My purchases.</w:t>
+            </w:r>
+          </w:p>
+          <w:p>
+            <w:pPr>
+              <w:spacing w:after="0" w:before="60" w:line="264"/>
+            </w:pPr>
+            <w:r>
+              <w:rPr>
+                <w:rFonts w:ascii="Arial" w:cs="Arial" w:eastAsia="Arial" w:hAnsi="Arial"/>
+                <w:b/>
+                <w:bCs/>
+                <w:color w:val="0B1F3A"/>
+                <w:sz w:val="19"/>
+                <w:szCs w:val="19"/>
+              </w:rPr>
+              <w:t xml:space="preserve">You should see: </w:t>
+            </w:r>
+            <w:r>
+              <w:rPr>
+                <w:rFonts w:ascii="Arial" w:cs="Arial" w:eastAsia="Arial" w:hAnsi="Arial"/>
+                <w:sz w:val="19"/>
+                <w:szCs w:val="19"/>
+              </w:rPr>
+              <w:t xml:space="preserve">The QR card shows; after a tagged sale the purchase appears with its items. Sign out and in again with the mobile number and password.</w:t>
             </w:r>
           </w:p>
         </w:tc>
@@ -5212,7 +5501,7 @@
                 <w:sz w:val="17"/>
                 <w:szCs w:val="17"/>
               </w:rPr>
-              <w:t xml:space="preserve">Passed (of 17)</w:t>
+              <w:t xml:space="preserve">Passed (of 18)</w:t>
             </w:r>
           </w:p>
         </w:tc>

--- a/docs/acceptance-test/per-user/26-hr.staff.docx
+++ b/docs/acceptance-test/per-user/26-hr.staff.docx
@@ -117,7 +117,7 @@
           <w:sz w:val="18"/>
           <w:szCs w:val="18"/>
         </w:rPr>
-        <w:t xml:space="preserve">  ·  18 checks</w:t>
+        <w:t xml:space="preserve">  ·  22 checks</w:t>
       </w:r>
     </w:p>
     <w:tbl>
@@ -5298,6 +5298,1204 @@
                 <w:szCs w:val="19"/>
               </w:rPr>
               <w:t xml:space="preserve">The new password works. Nobody else can see it. HR receives a notice that you changed it (not the password).</w:t>
+            </w:r>
+          </w:p>
+        </w:tc>
+        <w:tc>
+          <w:tcPr>
+            <w:tcW w:type="dxa" w:w="620"/>
+            <w:tcBorders>
+              <w:top w:val="single" w:color="C9D0DC" w:sz="4"/>
+              <w:left w:val="single" w:color="C9D0DC" w:sz="4"/>
+              <w:bottom w:val="single" w:color="C9D0DC" w:sz="4"/>
+              <w:right w:val="single" w:color="C9D0DC" w:sz="4"/>
+            </w:tcBorders>
+            <w:tcMar>
+              <w:top w:type="dxa" w:w="70"/>
+              <w:left w:type="dxa" w:w="100"/>
+              <w:bottom w:type="dxa" w:w="70"/>
+              <w:right w:type="dxa" w:w="100"/>
+            </w:tcMar>
+            <w:vAlign w:val="center"/>
+          </w:tcPr>
+          <w:p>
+            <w:pPr>
+              <w:spacing w:after="0" w:before="0" w:line="264"/>
+              <w:jc w:val="center"/>
+            </w:pPr>
+            <w:r>
+              <w:rPr>
+                <w:rFonts w:ascii="Arial" w:cs="Arial" w:eastAsia="Arial" w:hAnsi="Arial"/>
+                <w:sz w:val="30"/>
+                <w:szCs w:val="30"/>
+              </w:rPr>
+              <w:t xml:space="preserve">☐</w:t>
+            </w:r>
+          </w:p>
+        </w:tc>
+        <w:tc>
+          <w:tcPr>
+            <w:tcW w:type="dxa" w:w="620"/>
+            <w:tcBorders>
+              <w:top w:val="single" w:color="C9D0DC" w:sz="4"/>
+              <w:left w:val="single" w:color="C9D0DC" w:sz="4"/>
+              <w:bottom w:val="single" w:color="C9D0DC" w:sz="4"/>
+              <w:right w:val="single" w:color="C9D0DC" w:sz="4"/>
+            </w:tcBorders>
+            <w:tcMar>
+              <w:top w:type="dxa" w:w="70"/>
+              <w:left w:type="dxa" w:w="100"/>
+              <w:bottom w:type="dxa" w:w="70"/>
+              <w:right w:type="dxa" w:w="100"/>
+            </w:tcMar>
+            <w:vAlign w:val="center"/>
+          </w:tcPr>
+          <w:p>
+            <w:pPr>
+              <w:spacing w:after="0" w:before="0" w:line="264"/>
+              <w:jc w:val="center"/>
+            </w:pPr>
+            <w:r>
+              <w:rPr>
+                <w:rFonts w:ascii="Arial" w:cs="Arial" w:eastAsia="Arial" w:hAnsi="Arial"/>
+                <w:sz w:val="30"/>
+                <w:szCs w:val="30"/>
+              </w:rPr>
+              <w:t xml:space="preserve">☐</w:t>
+            </w:r>
+          </w:p>
+        </w:tc>
+        <w:tc>
+          <w:tcPr>
+            <w:tcW w:type="dxa" w:w="620"/>
+            <w:tcBorders>
+              <w:top w:val="single" w:color="C9D0DC" w:sz="4"/>
+              <w:left w:val="single" w:color="C9D0DC" w:sz="4"/>
+              <w:bottom w:val="single" w:color="C9D0DC" w:sz="4"/>
+              <w:right w:val="single" w:color="C9D0DC" w:sz="4"/>
+            </w:tcBorders>
+            <w:tcMar>
+              <w:top w:type="dxa" w:w="70"/>
+              <w:left w:type="dxa" w:w="100"/>
+              <w:bottom w:type="dxa" w:w="70"/>
+              <w:right w:type="dxa" w:w="100"/>
+            </w:tcMar>
+            <w:vAlign w:val="center"/>
+          </w:tcPr>
+          <w:p>
+            <w:pPr>
+              <w:spacing w:after="0" w:before="0" w:line="264"/>
+              <w:jc w:val="center"/>
+            </w:pPr>
+            <w:r>
+              <w:rPr>
+                <w:rFonts w:ascii="Arial" w:cs="Arial" w:eastAsia="Arial" w:hAnsi="Arial"/>
+                <w:sz w:val="30"/>
+                <w:szCs w:val="30"/>
+              </w:rPr>
+              <w:t xml:space="preserve">☐</w:t>
+            </w:r>
+          </w:p>
+        </w:tc>
+        <w:tc>
+          <w:tcPr>
+            <w:tcW w:type="dxa" w:w="2040"/>
+            <w:tcBorders>
+              <w:top w:val="single" w:color="C9D0DC" w:sz="4"/>
+              <w:left w:val="single" w:color="C9D0DC" w:sz="4"/>
+              <w:bottom w:val="single" w:color="C9D0DC" w:sz="4"/>
+              <w:right w:val="single" w:color="C9D0DC" w:sz="4"/>
+            </w:tcBorders>
+            <w:tcMar>
+              <w:top w:type="dxa" w:w="70"/>
+              <w:left w:type="dxa" w:w="100"/>
+              <w:bottom w:type="dxa" w:w="70"/>
+              <w:right w:type="dxa" w:w="100"/>
+            </w:tcMar>
+            <w:vAlign w:val="top"/>
+          </w:tcPr>
+          <w:p>
+            <w:pPr>
+              <w:spacing w:after="0" w:before="0" w:line="264"/>
+            </w:pPr>
+            <w:r>
+              <w:rPr>
+                <w:rFonts w:ascii="Arial" w:cs="Arial" w:eastAsia="Arial" w:hAnsi="Arial"/>
+                <w:sz w:val="19"/>
+                <w:szCs w:val="19"/>
+              </w:rPr>
+              <w:t xml:space="preserve"> </w:t>
+            </w:r>
+          </w:p>
+        </w:tc>
+      </w:tr>
+      <w:tr>
+        <w:trPr>
+          <w:cantSplit/>
+        </w:trPr>
+        <w:tc>
+          <w:tcPr>
+            <w:tcW w:type="dxa" w:w="860"/>
+            <w:tcBorders>
+              <w:top w:val="single" w:color="C9D0DC" w:sz="4"/>
+              <w:left w:val="single" w:color="C9D0DC" w:sz="4"/>
+              <w:bottom w:val="single" w:color="C9D0DC" w:sz="4"/>
+              <w:right w:val="single" w:color="C9D0DC" w:sz="4"/>
+            </w:tcBorders>
+            <w:tcMar>
+              <w:top w:type="dxa" w:w="70"/>
+              <w:left w:type="dxa" w:w="100"/>
+              <w:bottom w:type="dxa" w:w="70"/>
+              <w:right w:type="dxa" w:w="100"/>
+            </w:tcMar>
+            <w:vAlign w:val="top"/>
+          </w:tcPr>
+          <w:p>
+            <w:pPr>
+              <w:spacing w:after="0" w:before="0" w:line="264"/>
+            </w:pPr>
+            <w:r>
+              <w:rPr>
+                <w:rFonts w:ascii="Arial" w:cs="Arial" w:eastAsia="Arial" w:hAnsi="Arial"/>
+                <w:b/>
+                <w:bCs/>
+                <w:color w:val="5B6477"/>
+                <w:sz w:val="16"/>
+                <w:szCs w:val="16"/>
+              </w:rPr>
+              <w:t xml:space="preserve">HR-NTE</w:t>
+            </w:r>
+          </w:p>
+        </w:tc>
+        <w:tc>
+          <w:tcPr>
+            <w:tcW w:type="dxa" w:w="5480"/>
+            <w:tcBorders>
+              <w:top w:val="single" w:color="C9D0DC" w:sz="4"/>
+              <w:left w:val="single" w:color="C9D0DC" w:sz="4"/>
+              <w:bottom w:val="single" w:color="C9D0DC" w:sz="4"/>
+              <w:right w:val="single" w:color="C9D0DC" w:sz="4"/>
+            </w:tcBorders>
+            <w:tcMar>
+              <w:top w:type="dxa" w:w="70"/>
+              <w:left w:type="dxa" w:w="100"/>
+              <w:bottom w:type="dxa" w:w="70"/>
+              <w:right w:type="dxa" w:w="100"/>
+            </w:tcMar>
+            <w:vAlign w:val="top"/>
+          </w:tcPr>
+          <w:p>
+            <w:pPr>
+              <w:spacing w:after="40" w:before="0" w:line="264"/>
+            </w:pPr>
+            <w:r>
+              <w:rPr>
+                <w:rFonts w:ascii="Arial" w:cs="Arial" w:eastAsia="Arial" w:hAnsi="Arial"/>
+                <w:b/>
+                <w:bCs/>
+                <w:sz w:val="20"/>
+                <w:szCs w:val="20"/>
+              </w:rPr>
+              <w:t xml:space="preserve">Issue an NTE from a late-deposit notice</w:t>
+            </w:r>
+          </w:p>
+          <w:p>
+            <w:pPr>
+              <w:spacing w:after="40" w:before="0" w:line="264"/>
+            </w:pPr>
+            <w:r>
+              <w:rPr>
+                <w:rFonts w:ascii="Arial" w:cs="Arial" w:eastAsia="Arial" w:hAnsi="Arial"/>
+                <w:i/>
+                <w:iCs/>
+                <w:color w:val="5B6477"/>
+                <w:sz w:val="15"/>
+                <w:szCs w:val="15"/>
+              </w:rPr>
+              <w:t xml:space="preserve">Flow F44 · HR: NTE, memo to an employee, employee page, contributions</w:t>
+            </w:r>
+          </w:p>
+          <w:p>
+            <w:pPr>
+              <w:spacing w:after="20" w:before="0" w:line="264"/>
+            </w:pPr>
+            <w:r>
+              <w:rPr>
+                <w:rFonts w:ascii="Arial" w:cs="Arial" w:eastAsia="Arial" w:hAnsi="Arial"/>
+                <w:color w:val="5B6477"/>
+                <w:sz w:val="19"/>
+                <w:szCs w:val="19"/>
+              </w:rPr>
+              <w:t xml:space="preserve">1.  </w:t>
+            </w:r>
+            <w:r>
+              <w:rPr>
+                <w:rFonts w:ascii="Arial" w:cs="Arial" w:eastAsia="Arial" w:hAnsi="Arial"/>
+                <w:sz w:val="19"/>
+                <w:szCs w:val="19"/>
+              </w:rPr>
+              <w:t xml:space="preserve">HR Notices → a late-deposit notice → Issue an NTE… → tick the associate(s) → Issue.</w:t>
+            </w:r>
+          </w:p>
+          <w:p>
+            <w:pPr>
+              <w:spacing w:after="20" w:before="0" w:line="264"/>
+            </w:pPr>
+            <w:r>
+              <w:rPr>
+                <w:rFonts w:ascii="Arial" w:cs="Arial" w:eastAsia="Arial" w:hAnsi="Arial"/>
+                <w:color w:val="5B6477"/>
+                <w:sz w:val="19"/>
+                <w:szCs w:val="19"/>
+              </w:rPr>
+              <w:t xml:space="preserve">2.  </w:t>
+            </w:r>
+            <w:r>
+              <w:rPr>
+                <w:rFonts w:ascii="Arial" w:cs="Arial" w:eastAsia="Arial" w:hAnsi="Arial"/>
+                <w:sz w:val="19"/>
+                <w:szCs w:val="19"/>
+              </w:rPr>
+              <w:t xml:space="preserve">NTEs issued → open the NTE → Print the NTE (PDF).</w:t>
+            </w:r>
+          </w:p>
+          <w:p>
+            <w:pPr>
+              <w:spacing w:after="20" w:before="0" w:line="264"/>
+            </w:pPr>
+            <w:r>
+              <w:rPr>
+                <w:rFonts w:ascii="Arial" w:cs="Arial" w:eastAsia="Arial" w:hAnsi="Arial"/>
+                <w:color w:val="5B6477"/>
+                <w:sz w:val="19"/>
+                <w:szCs w:val="19"/>
+              </w:rPr>
+              <w:t xml:space="preserve">3.  </w:t>
+            </w:r>
+            <w:r>
+              <w:rPr>
+                <w:rFonts w:ascii="Arial" w:cs="Arial" w:eastAsia="Arial" w:hAnsi="Arial"/>
+                <w:sz w:val="19"/>
+                <w:szCs w:val="19"/>
+              </w:rPr>
+              <w:t xml:space="preserve">After the employee replies: choose a decision → Record the decision.</w:t>
+            </w:r>
+          </w:p>
+          <w:p>
+            <w:pPr>
+              <w:spacing w:after="0" w:before="60" w:line="264"/>
+            </w:pPr>
+            <w:r>
+              <w:rPr>
+                <w:rFonts w:ascii="Arial" w:cs="Arial" w:eastAsia="Arial" w:hAnsi="Arial"/>
+                <w:b/>
+                <w:bCs/>
+                <w:color w:val="0B1F3A"/>
+                <w:sz w:val="19"/>
+                <w:szCs w:val="19"/>
+              </w:rPr>
+              <w:t xml:space="preserve">You should see: </w:t>
+            </w:r>
+            <w:r>
+              <w:rPr>
+                <w:rFonts w:ascii="Arial" w:cs="Arial" w:eastAsia="Arial" w:hAnsi="Arial"/>
+                <w:sz w:val="19"/>
+                <w:szCs w:val="19"/>
+              </w:rPr>
+              <w:t xml:space="preserve">A numbered NTE is made for each person with the notice details; the notice shows NTE issued; the employee is notified at each step.</w:t>
+            </w:r>
+          </w:p>
+        </w:tc>
+        <w:tc>
+          <w:tcPr>
+            <w:tcW w:type="dxa" w:w="620"/>
+            <w:tcBorders>
+              <w:top w:val="single" w:color="C9D0DC" w:sz="4"/>
+              <w:left w:val="single" w:color="C9D0DC" w:sz="4"/>
+              <w:bottom w:val="single" w:color="C9D0DC" w:sz="4"/>
+              <w:right w:val="single" w:color="C9D0DC" w:sz="4"/>
+            </w:tcBorders>
+            <w:tcMar>
+              <w:top w:type="dxa" w:w="70"/>
+              <w:left w:type="dxa" w:w="100"/>
+              <w:bottom w:type="dxa" w:w="70"/>
+              <w:right w:type="dxa" w:w="100"/>
+            </w:tcMar>
+            <w:vAlign w:val="center"/>
+          </w:tcPr>
+          <w:p>
+            <w:pPr>
+              <w:spacing w:after="0" w:before="0" w:line="264"/>
+              <w:jc w:val="center"/>
+            </w:pPr>
+            <w:r>
+              <w:rPr>
+                <w:rFonts w:ascii="Arial" w:cs="Arial" w:eastAsia="Arial" w:hAnsi="Arial"/>
+                <w:sz w:val="30"/>
+                <w:szCs w:val="30"/>
+              </w:rPr>
+              <w:t xml:space="preserve">☐</w:t>
+            </w:r>
+          </w:p>
+        </w:tc>
+        <w:tc>
+          <w:tcPr>
+            <w:tcW w:type="dxa" w:w="620"/>
+            <w:tcBorders>
+              <w:top w:val="single" w:color="C9D0DC" w:sz="4"/>
+              <w:left w:val="single" w:color="C9D0DC" w:sz="4"/>
+              <w:bottom w:val="single" w:color="C9D0DC" w:sz="4"/>
+              <w:right w:val="single" w:color="C9D0DC" w:sz="4"/>
+            </w:tcBorders>
+            <w:tcMar>
+              <w:top w:type="dxa" w:w="70"/>
+              <w:left w:type="dxa" w:w="100"/>
+              <w:bottom w:type="dxa" w:w="70"/>
+              <w:right w:type="dxa" w:w="100"/>
+            </w:tcMar>
+            <w:vAlign w:val="center"/>
+          </w:tcPr>
+          <w:p>
+            <w:pPr>
+              <w:spacing w:after="0" w:before="0" w:line="264"/>
+              <w:jc w:val="center"/>
+            </w:pPr>
+            <w:r>
+              <w:rPr>
+                <w:rFonts w:ascii="Arial" w:cs="Arial" w:eastAsia="Arial" w:hAnsi="Arial"/>
+                <w:sz w:val="30"/>
+                <w:szCs w:val="30"/>
+              </w:rPr>
+              <w:t xml:space="preserve">☐</w:t>
+            </w:r>
+          </w:p>
+        </w:tc>
+        <w:tc>
+          <w:tcPr>
+            <w:tcW w:type="dxa" w:w="620"/>
+            <w:tcBorders>
+              <w:top w:val="single" w:color="C9D0DC" w:sz="4"/>
+              <w:left w:val="single" w:color="C9D0DC" w:sz="4"/>
+              <w:bottom w:val="single" w:color="C9D0DC" w:sz="4"/>
+              <w:right w:val="single" w:color="C9D0DC" w:sz="4"/>
+            </w:tcBorders>
+            <w:tcMar>
+              <w:top w:type="dxa" w:w="70"/>
+              <w:left w:type="dxa" w:w="100"/>
+              <w:bottom w:type="dxa" w:w="70"/>
+              <w:right w:type="dxa" w:w="100"/>
+            </w:tcMar>
+            <w:vAlign w:val="center"/>
+          </w:tcPr>
+          <w:p>
+            <w:pPr>
+              <w:spacing w:after="0" w:before="0" w:line="264"/>
+              <w:jc w:val="center"/>
+            </w:pPr>
+            <w:r>
+              <w:rPr>
+                <w:rFonts w:ascii="Arial" w:cs="Arial" w:eastAsia="Arial" w:hAnsi="Arial"/>
+                <w:sz w:val="30"/>
+                <w:szCs w:val="30"/>
+              </w:rPr>
+              <w:t xml:space="preserve">☐</w:t>
+            </w:r>
+          </w:p>
+        </w:tc>
+        <w:tc>
+          <w:tcPr>
+            <w:tcW w:type="dxa" w:w="2040"/>
+            <w:tcBorders>
+              <w:top w:val="single" w:color="C9D0DC" w:sz="4"/>
+              <w:left w:val="single" w:color="C9D0DC" w:sz="4"/>
+              <w:bottom w:val="single" w:color="C9D0DC" w:sz="4"/>
+              <w:right w:val="single" w:color="C9D0DC" w:sz="4"/>
+            </w:tcBorders>
+            <w:tcMar>
+              <w:top w:type="dxa" w:w="70"/>
+              <w:left w:type="dxa" w:w="100"/>
+              <w:bottom w:type="dxa" w:w="70"/>
+              <w:right w:type="dxa" w:w="100"/>
+            </w:tcMar>
+            <w:vAlign w:val="top"/>
+          </w:tcPr>
+          <w:p>
+            <w:pPr>
+              <w:spacing w:after="0" w:before="0" w:line="264"/>
+            </w:pPr>
+            <w:r>
+              <w:rPr>
+                <w:rFonts w:ascii="Arial" w:cs="Arial" w:eastAsia="Arial" w:hAnsi="Arial"/>
+                <w:sz w:val="19"/>
+                <w:szCs w:val="19"/>
+              </w:rPr>
+              <w:t xml:space="preserve"> </w:t>
+            </w:r>
+          </w:p>
+        </w:tc>
+      </w:tr>
+      <w:tr>
+        <w:trPr>
+          <w:cantSplit/>
+        </w:trPr>
+        <w:tc>
+          <w:tcPr>
+            <w:tcW w:type="dxa" w:w="860"/>
+            <w:tcBorders>
+              <w:top w:val="single" w:color="C9D0DC" w:sz="4"/>
+              <w:left w:val="single" w:color="C9D0DC" w:sz="4"/>
+              <w:bottom w:val="single" w:color="C9D0DC" w:sz="4"/>
+              <w:right w:val="single" w:color="C9D0DC" w:sz="4"/>
+            </w:tcBorders>
+            <w:tcMar>
+              <w:top w:type="dxa" w:w="70"/>
+              <w:left w:type="dxa" w:w="100"/>
+              <w:bottom w:type="dxa" w:w="70"/>
+              <w:right w:type="dxa" w:w="100"/>
+            </w:tcMar>
+            <w:vAlign w:val="top"/>
+          </w:tcPr>
+          <w:p>
+            <w:pPr>
+              <w:spacing w:after="0" w:before="0" w:line="264"/>
+            </w:pPr>
+            <w:r>
+              <w:rPr>
+                <w:rFonts w:ascii="Arial" w:cs="Arial" w:eastAsia="Arial" w:hAnsi="Arial"/>
+                <w:b/>
+                <w:bCs/>
+                <w:color w:val="5B6477"/>
+                <w:sz w:val="16"/>
+                <w:szCs w:val="16"/>
+              </w:rPr>
+              <w:t xml:space="preserve">HR-NT2</w:t>
+            </w:r>
+          </w:p>
+        </w:tc>
+        <w:tc>
+          <w:tcPr>
+            <w:tcW w:type="dxa" w:w="5480"/>
+            <w:tcBorders>
+              <w:top w:val="single" w:color="C9D0DC" w:sz="4"/>
+              <w:left w:val="single" w:color="C9D0DC" w:sz="4"/>
+              <w:bottom w:val="single" w:color="C9D0DC" w:sz="4"/>
+              <w:right w:val="single" w:color="C9D0DC" w:sz="4"/>
+            </w:tcBorders>
+            <w:tcMar>
+              <w:top w:type="dxa" w:w="70"/>
+              <w:left w:type="dxa" w:w="100"/>
+              <w:bottom w:type="dxa" w:w="70"/>
+              <w:right w:type="dxa" w:w="100"/>
+            </w:tcMar>
+            <w:vAlign w:val="top"/>
+          </w:tcPr>
+          <w:p>
+            <w:pPr>
+              <w:spacing w:after="40" w:before="0" w:line="264"/>
+            </w:pPr>
+            <w:r>
+              <w:rPr>
+                <w:rFonts w:ascii="Arial" w:cs="Arial" w:eastAsia="Arial" w:hAnsi="Arial"/>
+                <w:b/>
+                <w:bCs/>
+                <w:sz w:val="20"/>
+                <w:szCs w:val="20"/>
+              </w:rPr>
+              <w:t xml:space="preserve">NTE and memo to a specific employee</w:t>
+            </w:r>
+          </w:p>
+          <w:p>
+            <w:pPr>
+              <w:spacing w:after="40" w:before="0" w:line="264"/>
+            </w:pPr>
+            <w:r>
+              <w:rPr>
+                <w:rFonts w:ascii="Arial" w:cs="Arial" w:eastAsia="Arial" w:hAnsi="Arial"/>
+                <w:i/>
+                <w:iCs/>
+                <w:color w:val="5B6477"/>
+                <w:sz w:val="15"/>
+                <w:szCs w:val="15"/>
+              </w:rPr>
+              <w:t xml:space="preserve">Flow F44 · HR: NTE, memo to an employee, employee page, contributions</w:t>
+            </w:r>
+          </w:p>
+          <w:p>
+            <w:pPr>
+              <w:spacing w:after="20" w:before="0" w:line="264"/>
+            </w:pPr>
+            <w:r>
+              <w:rPr>
+                <w:rFonts w:ascii="Arial" w:cs="Arial" w:eastAsia="Arial" w:hAnsi="Arial"/>
+                <w:color w:val="5B6477"/>
+                <w:sz w:val="19"/>
+                <w:szCs w:val="19"/>
+              </w:rPr>
+              <w:t xml:space="preserve">1.  </w:t>
+            </w:r>
+            <w:r>
+              <w:rPr>
+                <w:rFonts w:ascii="Arial" w:cs="Arial" w:eastAsia="Arial" w:hAnsi="Arial"/>
+                <w:sz w:val="19"/>
+                <w:szCs w:val="19"/>
+              </w:rPr>
+              <w:t xml:space="preserve">NTEs issued → Issue an NTE to an employee → choose the employee, subject, facts → Issue.</w:t>
+            </w:r>
+          </w:p>
+          <w:p>
+            <w:pPr>
+              <w:spacing w:after="20" w:before="0" w:line="264"/>
+            </w:pPr>
+            <w:r>
+              <w:rPr>
+                <w:rFonts w:ascii="Arial" w:cs="Arial" w:eastAsia="Arial" w:hAnsi="Arial"/>
+                <w:color w:val="5B6477"/>
+                <w:sz w:val="19"/>
+                <w:szCs w:val="19"/>
+              </w:rPr>
+              <w:t xml:space="preserve">2.  </w:t>
+            </w:r>
+            <w:r>
+              <w:rPr>
+                <w:rFonts w:ascii="Arial" w:cs="Arial" w:eastAsia="Arial" w:hAnsi="Arial"/>
+                <w:sz w:val="19"/>
+                <w:szCs w:val="19"/>
+              </w:rPr>
+              <w:t xml:space="preserve">Memorandums → Write a memo → find an employee by name → write → Issue.</w:t>
+            </w:r>
+          </w:p>
+          <w:p>
+            <w:pPr>
+              <w:spacing w:after="0" w:before="60" w:line="264"/>
+            </w:pPr>
+            <w:r>
+              <w:rPr>
+                <w:rFonts w:ascii="Arial" w:cs="Arial" w:eastAsia="Arial" w:hAnsi="Arial"/>
+                <w:b/>
+                <w:bCs/>
+                <w:color w:val="0B1F3A"/>
+                <w:sz w:val="19"/>
+                <w:szCs w:val="19"/>
+              </w:rPr>
+              <w:t xml:space="preserve">You should see: </w:t>
+            </w:r>
+            <w:r>
+              <w:rPr>
+                <w:rFonts w:ascii="Arial" w:cs="Arial" w:eastAsia="Arial" w:hAnsi="Arial"/>
+                <w:sz w:val="19"/>
+                <w:szCs w:val="19"/>
+              </w:rPr>
+              <w:t xml:space="preserve">The NTE has its own number. The memo is addressed to that employee; one without a login is only printed.</w:t>
+            </w:r>
+          </w:p>
+        </w:tc>
+        <w:tc>
+          <w:tcPr>
+            <w:tcW w:type="dxa" w:w="620"/>
+            <w:tcBorders>
+              <w:top w:val="single" w:color="C9D0DC" w:sz="4"/>
+              <w:left w:val="single" w:color="C9D0DC" w:sz="4"/>
+              <w:bottom w:val="single" w:color="C9D0DC" w:sz="4"/>
+              <w:right w:val="single" w:color="C9D0DC" w:sz="4"/>
+            </w:tcBorders>
+            <w:tcMar>
+              <w:top w:type="dxa" w:w="70"/>
+              <w:left w:type="dxa" w:w="100"/>
+              <w:bottom w:type="dxa" w:w="70"/>
+              <w:right w:type="dxa" w:w="100"/>
+            </w:tcMar>
+            <w:vAlign w:val="center"/>
+          </w:tcPr>
+          <w:p>
+            <w:pPr>
+              <w:spacing w:after="0" w:before="0" w:line="264"/>
+              <w:jc w:val="center"/>
+            </w:pPr>
+            <w:r>
+              <w:rPr>
+                <w:rFonts w:ascii="Arial" w:cs="Arial" w:eastAsia="Arial" w:hAnsi="Arial"/>
+                <w:sz w:val="30"/>
+                <w:szCs w:val="30"/>
+              </w:rPr>
+              <w:t xml:space="preserve">☐</w:t>
+            </w:r>
+          </w:p>
+        </w:tc>
+        <w:tc>
+          <w:tcPr>
+            <w:tcW w:type="dxa" w:w="620"/>
+            <w:tcBorders>
+              <w:top w:val="single" w:color="C9D0DC" w:sz="4"/>
+              <w:left w:val="single" w:color="C9D0DC" w:sz="4"/>
+              <w:bottom w:val="single" w:color="C9D0DC" w:sz="4"/>
+              <w:right w:val="single" w:color="C9D0DC" w:sz="4"/>
+            </w:tcBorders>
+            <w:tcMar>
+              <w:top w:type="dxa" w:w="70"/>
+              <w:left w:type="dxa" w:w="100"/>
+              <w:bottom w:type="dxa" w:w="70"/>
+              <w:right w:type="dxa" w:w="100"/>
+            </w:tcMar>
+            <w:vAlign w:val="center"/>
+          </w:tcPr>
+          <w:p>
+            <w:pPr>
+              <w:spacing w:after="0" w:before="0" w:line="264"/>
+              <w:jc w:val="center"/>
+            </w:pPr>
+            <w:r>
+              <w:rPr>
+                <w:rFonts w:ascii="Arial" w:cs="Arial" w:eastAsia="Arial" w:hAnsi="Arial"/>
+                <w:sz w:val="30"/>
+                <w:szCs w:val="30"/>
+              </w:rPr>
+              <w:t xml:space="preserve">☐</w:t>
+            </w:r>
+          </w:p>
+        </w:tc>
+        <w:tc>
+          <w:tcPr>
+            <w:tcW w:type="dxa" w:w="620"/>
+            <w:tcBorders>
+              <w:top w:val="single" w:color="C9D0DC" w:sz="4"/>
+              <w:left w:val="single" w:color="C9D0DC" w:sz="4"/>
+              <w:bottom w:val="single" w:color="C9D0DC" w:sz="4"/>
+              <w:right w:val="single" w:color="C9D0DC" w:sz="4"/>
+            </w:tcBorders>
+            <w:tcMar>
+              <w:top w:type="dxa" w:w="70"/>
+              <w:left w:type="dxa" w:w="100"/>
+              <w:bottom w:type="dxa" w:w="70"/>
+              <w:right w:type="dxa" w:w="100"/>
+            </w:tcMar>
+            <w:vAlign w:val="center"/>
+          </w:tcPr>
+          <w:p>
+            <w:pPr>
+              <w:spacing w:after="0" w:before="0" w:line="264"/>
+              <w:jc w:val="center"/>
+            </w:pPr>
+            <w:r>
+              <w:rPr>
+                <w:rFonts w:ascii="Arial" w:cs="Arial" w:eastAsia="Arial" w:hAnsi="Arial"/>
+                <w:sz w:val="30"/>
+                <w:szCs w:val="30"/>
+              </w:rPr>
+              <w:t xml:space="preserve">☐</w:t>
+            </w:r>
+          </w:p>
+        </w:tc>
+        <w:tc>
+          <w:tcPr>
+            <w:tcW w:type="dxa" w:w="2040"/>
+            <w:tcBorders>
+              <w:top w:val="single" w:color="C9D0DC" w:sz="4"/>
+              <w:left w:val="single" w:color="C9D0DC" w:sz="4"/>
+              <w:bottom w:val="single" w:color="C9D0DC" w:sz="4"/>
+              <w:right w:val="single" w:color="C9D0DC" w:sz="4"/>
+            </w:tcBorders>
+            <w:tcMar>
+              <w:top w:type="dxa" w:w="70"/>
+              <w:left w:type="dxa" w:w="100"/>
+              <w:bottom w:type="dxa" w:w="70"/>
+              <w:right w:type="dxa" w:w="100"/>
+            </w:tcMar>
+            <w:vAlign w:val="top"/>
+          </w:tcPr>
+          <w:p>
+            <w:pPr>
+              <w:spacing w:after="0" w:before="0" w:line="264"/>
+            </w:pPr>
+            <w:r>
+              <w:rPr>
+                <w:rFonts w:ascii="Arial" w:cs="Arial" w:eastAsia="Arial" w:hAnsi="Arial"/>
+                <w:sz w:val="19"/>
+                <w:szCs w:val="19"/>
+              </w:rPr>
+              <w:t xml:space="preserve"> </w:t>
+            </w:r>
+          </w:p>
+        </w:tc>
+      </w:tr>
+      <w:tr>
+        <w:trPr>
+          <w:cantSplit/>
+        </w:trPr>
+        <w:tc>
+          <w:tcPr>
+            <w:tcW w:type="dxa" w:w="860"/>
+            <w:tcBorders>
+              <w:top w:val="single" w:color="C9D0DC" w:sz="4"/>
+              <w:left w:val="single" w:color="C9D0DC" w:sz="4"/>
+              <w:bottom w:val="single" w:color="C9D0DC" w:sz="4"/>
+              <w:right w:val="single" w:color="C9D0DC" w:sz="4"/>
+            </w:tcBorders>
+            <w:tcMar>
+              <w:top w:type="dxa" w:w="70"/>
+              <w:left w:type="dxa" w:w="100"/>
+              <w:bottom w:type="dxa" w:w="70"/>
+              <w:right w:type="dxa" w:w="100"/>
+            </w:tcMar>
+            <w:vAlign w:val="top"/>
+          </w:tcPr>
+          <w:p>
+            <w:pPr>
+              <w:spacing w:after="0" w:before="0" w:line="264"/>
+            </w:pPr>
+            <w:r>
+              <w:rPr>
+                <w:rFonts w:ascii="Arial" w:cs="Arial" w:eastAsia="Arial" w:hAnsi="Arial"/>
+                <w:b/>
+                <w:bCs/>
+                <w:color w:val="5B6477"/>
+                <w:sz w:val="16"/>
+                <w:szCs w:val="16"/>
+              </w:rPr>
+              <w:t xml:space="preserve">HR-EMP</w:t>
+            </w:r>
+          </w:p>
+        </w:tc>
+        <w:tc>
+          <w:tcPr>
+            <w:tcW w:type="dxa" w:w="5480"/>
+            <w:tcBorders>
+              <w:top w:val="single" w:color="C9D0DC" w:sz="4"/>
+              <w:left w:val="single" w:color="C9D0DC" w:sz="4"/>
+              <w:bottom w:val="single" w:color="C9D0DC" w:sz="4"/>
+              <w:right w:val="single" w:color="C9D0DC" w:sz="4"/>
+            </w:tcBorders>
+            <w:tcMar>
+              <w:top w:type="dxa" w:w="70"/>
+              <w:left w:type="dxa" w:w="100"/>
+              <w:bottom w:type="dxa" w:w="70"/>
+              <w:right w:type="dxa" w:w="100"/>
+            </w:tcMar>
+            <w:vAlign w:val="top"/>
+          </w:tcPr>
+          <w:p>
+            <w:pPr>
+              <w:spacing w:after="40" w:before="0" w:line="264"/>
+            </w:pPr>
+            <w:r>
+              <w:rPr>
+                <w:rFonts w:ascii="Arial" w:cs="Arial" w:eastAsia="Arial" w:hAnsi="Arial"/>
+                <w:b/>
+                <w:bCs/>
+                <w:sz w:val="20"/>
+                <w:szCs w:val="20"/>
+              </w:rPr>
+              <w:t xml:space="preserve">Employee page, staff ID number and loans</w:t>
+            </w:r>
+          </w:p>
+          <w:p>
+            <w:pPr>
+              <w:spacing w:after="40" w:before="0" w:line="264"/>
+            </w:pPr>
+            <w:r>
+              <w:rPr>
+                <w:rFonts w:ascii="Arial" w:cs="Arial" w:eastAsia="Arial" w:hAnsi="Arial"/>
+                <w:i/>
+                <w:iCs/>
+                <w:color w:val="5B6477"/>
+                <w:sz w:val="15"/>
+                <w:szCs w:val="15"/>
+              </w:rPr>
+              <w:t xml:space="preserve">Flow F44 · HR: NTE, memo to an employee, employee page, contributions</w:t>
+            </w:r>
+          </w:p>
+          <w:p>
+            <w:pPr>
+              <w:spacing w:after="20" w:before="0" w:line="264"/>
+            </w:pPr>
+            <w:r>
+              <w:rPr>
+                <w:rFonts w:ascii="Arial" w:cs="Arial" w:eastAsia="Arial" w:hAnsi="Arial"/>
+                <w:color w:val="5B6477"/>
+                <w:sz w:val="19"/>
+                <w:szCs w:val="19"/>
+              </w:rPr>
+              <w:t xml:space="preserve">1.  </w:t>
+            </w:r>
+            <w:r>
+              <w:rPr>
+                <w:rFonts w:ascii="Arial" w:cs="Arial" w:eastAsia="Arial" w:hAnsi="Arial"/>
+                <w:sz w:val="19"/>
+                <w:szCs w:val="19"/>
+              </w:rPr>
+              <w:t xml:space="preserve">Payroll → click an employee.</w:t>
+            </w:r>
+          </w:p>
+          <w:p>
+            <w:pPr>
+              <w:spacing w:after="20" w:before="0" w:line="264"/>
+            </w:pPr>
+            <w:r>
+              <w:rPr>
+                <w:rFonts w:ascii="Arial" w:cs="Arial" w:eastAsia="Arial" w:hAnsi="Arial"/>
+                <w:color w:val="5B6477"/>
+                <w:sz w:val="19"/>
+                <w:szCs w:val="19"/>
+              </w:rPr>
+              <w:t xml:space="preserve">2.  </w:t>
+            </w:r>
+            <w:r>
+              <w:rPr>
+                <w:rFonts w:ascii="Arial" w:cs="Arial" w:eastAsia="Arial" w:hAnsi="Arial"/>
+                <w:sz w:val="19"/>
+                <w:szCs w:val="19"/>
+              </w:rPr>
+              <w:t xml:space="preserve">Staff ID number → type a new number and the reason → Ask the Owner to approve.</w:t>
+            </w:r>
+          </w:p>
+          <w:p>
+            <w:pPr>
+              <w:spacing w:after="20" w:before="0" w:line="264"/>
+            </w:pPr>
+            <w:r>
+              <w:rPr>
+                <w:rFonts w:ascii="Arial" w:cs="Arial" w:eastAsia="Arial" w:hAnsi="Arial"/>
+                <w:color w:val="5B6477"/>
+                <w:sz w:val="19"/>
+                <w:szCs w:val="19"/>
+              </w:rPr>
+              <w:t xml:space="preserve">3.  </w:t>
+            </w:r>
+            <w:r>
+              <w:rPr>
+                <w:rFonts w:ascii="Arial" w:cs="Arial" w:eastAsia="Arial" w:hAnsi="Arial"/>
+                <w:sz w:val="19"/>
+                <w:szCs w:val="19"/>
+              </w:rPr>
+              <w:t xml:space="preserve">Loans and cash advances → add ₱3,000 with ₱500 each payroll.</w:t>
+            </w:r>
+          </w:p>
+          <w:p>
+            <w:pPr>
+              <w:spacing w:after="0" w:before="60" w:line="264"/>
+            </w:pPr>
+            <w:r>
+              <w:rPr>
+                <w:rFonts w:ascii="Arial" w:cs="Arial" w:eastAsia="Arial" w:hAnsi="Arial"/>
+                <w:b/>
+                <w:bCs/>
+                <w:color w:val="0B1F3A"/>
+                <w:sz w:val="19"/>
+                <w:szCs w:val="19"/>
+              </w:rPr>
+              <w:t xml:space="preserve">You should see: </w:t>
+            </w:r>
+            <w:r>
+              <w:rPr>
+                <w:rFonts w:ascii="Arial" w:cs="Arial" w:eastAsia="Arial" w:hAnsi="Arial"/>
+                <w:sz w:val="19"/>
+                <w:szCs w:val="19"/>
+              </w:rPr>
+              <w:t xml:space="preserve">The Owner approves the ID change and the login Company ID follows. The loan is deducted by the next payroll run.</w:t>
+            </w:r>
+          </w:p>
+        </w:tc>
+        <w:tc>
+          <w:tcPr>
+            <w:tcW w:type="dxa" w:w="620"/>
+            <w:tcBorders>
+              <w:top w:val="single" w:color="C9D0DC" w:sz="4"/>
+              <w:left w:val="single" w:color="C9D0DC" w:sz="4"/>
+              <w:bottom w:val="single" w:color="C9D0DC" w:sz="4"/>
+              <w:right w:val="single" w:color="C9D0DC" w:sz="4"/>
+            </w:tcBorders>
+            <w:tcMar>
+              <w:top w:type="dxa" w:w="70"/>
+              <w:left w:type="dxa" w:w="100"/>
+              <w:bottom w:type="dxa" w:w="70"/>
+              <w:right w:type="dxa" w:w="100"/>
+            </w:tcMar>
+            <w:vAlign w:val="center"/>
+          </w:tcPr>
+          <w:p>
+            <w:pPr>
+              <w:spacing w:after="0" w:before="0" w:line="264"/>
+              <w:jc w:val="center"/>
+            </w:pPr>
+            <w:r>
+              <w:rPr>
+                <w:rFonts w:ascii="Arial" w:cs="Arial" w:eastAsia="Arial" w:hAnsi="Arial"/>
+                <w:sz w:val="30"/>
+                <w:szCs w:val="30"/>
+              </w:rPr>
+              <w:t xml:space="preserve">☐</w:t>
+            </w:r>
+          </w:p>
+        </w:tc>
+        <w:tc>
+          <w:tcPr>
+            <w:tcW w:type="dxa" w:w="620"/>
+            <w:tcBorders>
+              <w:top w:val="single" w:color="C9D0DC" w:sz="4"/>
+              <w:left w:val="single" w:color="C9D0DC" w:sz="4"/>
+              <w:bottom w:val="single" w:color="C9D0DC" w:sz="4"/>
+              <w:right w:val="single" w:color="C9D0DC" w:sz="4"/>
+            </w:tcBorders>
+            <w:tcMar>
+              <w:top w:type="dxa" w:w="70"/>
+              <w:left w:type="dxa" w:w="100"/>
+              <w:bottom w:type="dxa" w:w="70"/>
+              <w:right w:type="dxa" w:w="100"/>
+            </w:tcMar>
+            <w:vAlign w:val="center"/>
+          </w:tcPr>
+          <w:p>
+            <w:pPr>
+              <w:spacing w:after="0" w:before="0" w:line="264"/>
+              <w:jc w:val="center"/>
+            </w:pPr>
+            <w:r>
+              <w:rPr>
+                <w:rFonts w:ascii="Arial" w:cs="Arial" w:eastAsia="Arial" w:hAnsi="Arial"/>
+                <w:sz w:val="30"/>
+                <w:szCs w:val="30"/>
+              </w:rPr>
+              <w:t xml:space="preserve">☐</w:t>
+            </w:r>
+          </w:p>
+        </w:tc>
+        <w:tc>
+          <w:tcPr>
+            <w:tcW w:type="dxa" w:w="620"/>
+            <w:tcBorders>
+              <w:top w:val="single" w:color="C9D0DC" w:sz="4"/>
+              <w:left w:val="single" w:color="C9D0DC" w:sz="4"/>
+              <w:bottom w:val="single" w:color="C9D0DC" w:sz="4"/>
+              <w:right w:val="single" w:color="C9D0DC" w:sz="4"/>
+            </w:tcBorders>
+            <w:tcMar>
+              <w:top w:type="dxa" w:w="70"/>
+              <w:left w:type="dxa" w:w="100"/>
+              <w:bottom w:type="dxa" w:w="70"/>
+              <w:right w:type="dxa" w:w="100"/>
+            </w:tcMar>
+            <w:vAlign w:val="center"/>
+          </w:tcPr>
+          <w:p>
+            <w:pPr>
+              <w:spacing w:after="0" w:before="0" w:line="264"/>
+              <w:jc w:val="center"/>
+            </w:pPr>
+            <w:r>
+              <w:rPr>
+                <w:rFonts w:ascii="Arial" w:cs="Arial" w:eastAsia="Arial" w:hAnsi="Arial"/>
+                <w:sz w:val="30"/>
+                <w:szCs w:val="30"/>
+              </w:rPr>
+              <w:t xml:space="preserve">☐</w:t>
+            </w:r>
+          </w:p>
+        </w:tc>
+        <w:tc>
+          <w:tcPr>
+            <w:tcW w:type="dxa" w:w="2040"/>
+            <w:tcBorders>
+              <w:top w:val="single" w:color="C9D0DC" w:sz="4"/>
+              <w:left w:val="single" w:color="C9D0DC" w:sz="4"/>
+              <w:bottom w:val="single" w:color="C9D0DC" w:sz="4"/>
+              <w:right w:val="single" w:color="C9D0DC" w:sz="4"/>
+            </w:tcBorders>
+            <w:tcMar>
+              <w:top w:type="dxa" w:w="70"/>
+              <w:left w:type="dxa" w:w="100"/>
+              <w:bottom w:type="dxa" w:w="70"/>
+              <w:right w:type="dxa" w:w="100"/>
+            </w:tcMar>
+            <w:vAlign w:val="top"/>
+          </w:tcPr>
+          <w:p>
+            <w:pPr>
+              <w:spacing w:after="0" w:before="0" w:line="264"/>
+            </w:pPr>
+            <w:r>
+              <w:rPr>
+                <w:rFonts w:ascii="Arial" w:cs="Arial" w:eastAsia="Arial" w:hAnsi="Arial"/>
+                <w:sz w:val="19"/>
+                <w:szCs w:val="19"/>
+              </w:rPr>
+              <w:t xml:space="preserve"> </w:t>
+            </w:r>
+          </w:p>
+        </w:tc>
+      </w:tr>
+      <w:tr>
+        <w:trPr>
+          <w:cantSplit/>
+        </w:trPr>
+        <w:tc>
+          <w:tcPr>
+            <w:tcW w:type="dxa" w:w="860"/>
+            <w:tcBorders>
+              <w:top w:val="single" w:color="C9D0DC" w:sz="4"/>
+              <w:left w:val="single" w:color="C9D0DC" w:sz="4"/>
+              <w:bottom w:val="single" w:color="C9D0DC" w:sz="4"/>
+              <w:right w:val="single" w:color="C9D0DC" w:sz="4"/>
+            </w:tcBorders>
+            <w:tcMar>
+              <w:top w:type="dxa" w:w="70"/>
+              <w:left w:type="dxa" w:w="100"/>
+              <w:bottom w:type="dxa" w:w="70"/>
+              <w:right w:type="dxa" w:w="100"/>
+            </w:tcMar>
+            <w:vAlign w:val="top"/>
+          </w:tcPr>
+          <w:p>
+            <w:pPr>
+              <w:spacing w:after="0" w:before="0" w:line="264"/>
+            </w:pPr>
+            <w:r>
+              <w:rPr>
+                <w:rFonts w:ascii="Arial" w:cs="Arial" w:eastAsia="Arial" w:hAnsi="Arial"/>
+                <w:b/>
+                <w:bCs/>
+                <w:color w:val="5B6477"/>
+                <w:sz w:val="16"/>
+                <w:szCs w:val="16"/>
+              </w:rPr>
+              <w:t xml:space="preserve">HR-CON</w:t>
+            </w:r>
+          </w:p>
+        </w:tc>
+        <w:tc>
+          <w:tcPr>
+            <w:tcW w:type="dxa" w:w="5480"/>
+            <w:tcBorders>
+              <w:top w:val="single" w:color="C9D0DC" w:sz="4"/>
+              <w:left w:val="single" w:color="C9D0DC" w:sz="4"/>
+              <w:bottom w:val="single" w:color="C9D0DC" w:sz="4"/>
+              <w:right w:val="single" w:color="C9D0DC" w:sz="4"/>
+            </w:tcBorders>
+            <w:tcMar>
+              <w:top w:type="dxa" w:w="70"/>
+              <w:left w:type="dxa" w:w="100"/>
+              <w:bottom w:type="dxa" w:w="70"/>
+              <w:right w:type="dxa" w:w="100"/>
+            </w:tcMar>
+            <w:vAlign w:val="top"/>
+          </w:tcPr>
+          <w:p>
+            <w:pPr>
+              <w:spacing w:after="40" w:before="0" w:line="264"/>
+            </w:pPr>
+            <w:r>
+              <w:rPr>
+                <w:rFonts w:ascii="Arial" w:cs="Arial" w:eastAsia="Arial" w:hAnsi="Arial"/>
+                <w:b/>
+                <w:bCs/>
+                <w:sz w:val="20"/>
+                <w:szCs w:val="20"/>
+              </w:rPr>
+              <w:t xml:space="preserve">Edit the government contributions of a payroll line</w:t>
+            </w:r>
+          </w:p>
+          <w:p>
+            <w:pPr>
+              <w:spacing w:after="40" w:before="0" w:line="264"/>
+            </w:pPr>
+            <w:r>
+              <w:rPr>
+                <w:rFonts w:ascii="Arial" w:cs="Arial" w:eastAsia="Arial" w:hAnsi="Arial"/>
+                <w:i/>
+                <w:iCs/>
+                <w:color w:val="5B6477"/>
+                <w:sz w:val="15"/>
+                <w:szCs w:val="15"/>
+              </w:rPr>
+              <w:t xml:space="preserve">Flow F44 · HR: NTE, memo to an employee, employee page, contributions</w:t>
+            </w:r>
+          </w:p>
+          <w:p>
+            <w:pPr>
+              <w:spacing w:after="20" w:before="0" w:line="264"/>
+            </w:pPr>
+            <w:r>
+              <w:rPr>
+                <w:rFonts w:ascii="Arial" w:cs="Arial" w:eastAsia="Arial" w:hAnsi="Arial"/>
+                <w:color w:val="5B6477"/>
+                <w:sz w:val="19"/>
+                <w:szCs w:val="19"/>
+              </w:rPr>
+              <w:t xml:space="preserve">1.  </w:t>
+            </w:r>
+            <w:r>
+              <w:rPr>
+                <w:rFonts w:ascii="Arial" w:cs="Arial" w:eastAsia="Arial" w:hAnsi="Arial"/>
+                <w:sz w:val="19"/>
+                <w:szCs w:val="19"/>
+              </w:rPr>
+              <w:t xml:space="preserve">Payroll → create a run → in a line type the SSS (EE) and an employer share.</w:t>
+            </w:r>
+          </w:p>
+          <w:p>
+            <w:pPr>
+              <w:spacing w:after="20" w:before="0" w:line="264"/>
+            </w:pPr>
+            <w:r>
+              <w:rPr>
+                <w:rFonts w:ascii="Arial" w:cs="Arial" w:eastAsia="Arial" w:hAnsi="Arial"/>
+                <w:color w:val="5B6477"/>
+                <w:sz w:val="19"/>
+                <w:szCs w:val="19"/>
+              </w:rPr>
+              <w:t xml:space="preserve">2.  </w:t>
+            </w:r>
+            <w:r>
+              <w:rPr>
+                <w:rFonts w:ascii="Arial" w:cs="Arial" w:eastAsia="Arial" w:hAnsi="Arial"/>
+                <w:sz w:val="19"/>
+                <w:szCs w:val="19"/>
+              </w:rPr>
+              <w:t xml:space="preserve">Press back to the table.</w:t>
+            </w:r>
+          </w:p>
+          <w:p>
+            <w:pPr>
+              <w:spacing w:after="20" w:before="0" w:line="264"/>
+            </w:pPr>
+            <w:r>
+              <w:rPr>
+                <w:rFonts w:ascii="Arial" w:cs="Arial" w:eastAsia="Arial" w:hAnsi="Arial"/>
+                <w:color w:val="5B6477"/>
+                <w:sz w:val="19"/>
+                <w:szCs w:val="19"/>
+              </w:rPr>
+              <w:t xml:space="preserve">3.  </w:t>
+            </w:r>
+            <w:r>
+              <w:rPr>
+                <w:rFonts w:ascii="Arial" w:cs="Arial" w:eastAsia="Arial" w:hAnsi="Arial"/>
+                <w:sz w:val="19"/>
+                <w:szCs w:val="19"/>
+              </w:rPr>
+              <w:t xml:space="preserve">Payroll → Contribution tables: read the tables in use.</w:t>
+            </w:r>
+          </w:p>
+          <w:p>
+            <w:pPr>
+              <w:spacing w:after="0" w:before="60" w:line="264"/>
+            </w:pPr>
+            <w:r>
+              <w:rPr>
+                <w:rFonts w:ascii="Arial" w:cs="Arial" w:eastAsia="Arial" w:hAnsi="Arial"/>
+                <w:b/>
+                <w:bCs/>
+                <w:color w:val="0B1F3A"/>
+                <w:sz w:val="19"/>
+                <w:szCs w:val="19"/>
+              </w:rPr>
+              <w:t xml:space="preserve">You should see: </w:t>
+            </w:r>
+            <w:r>
+              <w:rPr>
+                <w:rFonts w:ascii="Arial" w:cs="Arial" w:eastAsia="Arial" w:hAnsi="Arial"/>
+                <w:sz w:val="19"/>
+                <w:szCs w:val="19"/>
+              </w:rPr>
+              <w:t xml:space="preserve">Your figures are kept and net pay follows; back to the table restores them. A missing table shows a red warning with Load the standard tables.</w:t>
             </w:r>
           </w:p>
         </w:tc>
@@ -5501,7 +6699,7 @@
                 <w:sz w:val="17"/>
                 <w:szCs w:val="17"/>
               </w:rPr>
-              <w:t xml:space="preserve">Passed (of 18)</w:t>
+              <w:t xml:space="preserve">Passed (of 22)</w:t>
             </w:r>
           </w:p>
         </w:tc>

--- a/docs/acceptance-test/per-user/26-hr.staff.docx
+++ b/docs/acceptance-test/per-user/26-hr.staff.docx
@@ -117,7 +117,7 @@
           <w:sz w:val="18"/>
           <w:szCs w:val="18"/>
         </w:rPr>
-        <w:t xml:space="preserve">  ·  22 checks</w:t>
+        <w:t xml:space="preserve">  ·  26 checks</w:t>
       </w:r>
     </w:p>
     <w:tbl>
@@ -6496,6 +6496,1116 @@
                 <w:szCs w:val="19"/>
               </w:rPr>
               <w:t xml:space="preserve">Your figures are kept and net pay follows; back to the table restores them. A missing table shows a red warning with Load the standard tables.</w:t>
+            </w:r>
+          </w:p>
+        </w:tc>
+        <w:tc>
+          <w:tcPr>
+            <w:tcW w:type="dxa" w:w="620"/>
+            <w:tcBorders>
+              <w:top w:val="single" w:color="C9D0DC" w:sz="4"/>
+              <w:left w:val="single" w:color="C9D0DC" w:sz="4"/>
+              <w:bottom w:val="single" w:color="C9D0DC" w:sz="4"/>
+              <w:right w:val="single" w:color="C9D0DC" w:sz="4"/>
+            </w:tcBorders>
+            <w:tcMar>
+              <w:top w:type="dxa" w:w="70"/>
+              <w:left w:type="dxa" w:w="100"/>
+              <w:bottom w:type="dxa" w:w="70"/>
+              <w:right w:type="dxa" w:w="100"/>
+            </w:tcMar>
+            <w:vAlign w:val="center"/>
+          </w:tcPr>
+          <w:p>
+            <w:pPr>
+              <w:spacing w:after="0" w:before="0" w:line="264"/>
+              <w:jc w:val="center"/>
+            </w:pPr>
+            <w:r>
+              <w:rPr>
+                <w:rFonts w:ascii="Arial" w:cs="Arial" w:eastAsia="Arial" w:hAnsi="Arial"/>
+                <w:sz w:val="30"/>
+                <w:szCs w:val="30"/>
+              </w:rPr>
+              <w:t xml:space="preserve">☐</w:t>
+            </w:r>
+          </w:p>
+        </w:tc>
+        <w:tc>
+          <w:tcPr>
+            <w:tcW w:type="dxa" w:w="620"/>
+            <w:tcBorders>
+              <w:top w:val="single" w:color="C9D0DC" w:sz="4"/>
+              <w:left w:val="single" w:color="C9D0DC" w:sz="4"/>
+              <w:bottom w:val="single" w:color="C9D0DC" w:sz="4"/>
+              <w:right w:val="single" w:color="C9D0DC" w:sz="4"/>
+            </w:tcBorders>
+            <w:tcMar>
+              <w:top w:type="dxa" w:w="70"/>
+              <w:left w:type="dxa" w:w="100"/>
+              <w:bottom w:type="dxa" w:w="70"/>
+              <w:right w:type="dxa" w:w="100"/>
+            </w:tcMar>
+            <w:vAlign w:val="center"/>
+          </w:tcPr>
+          <w:p>
+            <w:pPr>
+              <w:spacing w:after="0" w:before="0" w:line="264"/>
+              <w:jc w:val="center"/>
+            </w:pPr>
+            <w:r>
+              <w:rPr>
+                <w:rFonts w:ascii="Arial" w:cs="Arial" w:eastAsia="Arial" w:hAnsi="Arial"/>
+                <w:sz w:val="30"/>
+                <w:szCs w:val="30"/>
+              </w:rPr>
+              <w:t xml:space="preserve">☐</w:t>
+            </w:r>
+          </w:p>
+        </w:tc>
+        <w:tc>
+          <w:tcPr>
+            <w:tcW w:type="dxa" w:w="620"/>
+            <w:tcBorders>
+              <w:top w:val="single" w:color="C9D0DC" w:sz="4"/>
+              <w:left w:val="single" w:color="C9D0DC" w:sz="4"/>
+              <w:bottom w:val="single" w:color="C9D0DC" w:sz="4"/>
+              <w:right w:val="single" w:color="C9D0DC" w:sz="4"/>
+            </w:tcBorders>
+            <w:tcMar>
+              <w:top w:type="dxa" w:w="70"/>
+              <w:left w:type="dxa" w:w="100"/>
+              <w:bottom w:type="dxa" w:w="70"/>
+              <w:right w:type="dxa" w:w="100"/>
+            </w:tcMar>
+            <w:vAlign w:val="center"/>
+          </w:tcPr>
+          <w:p>
+            <w:pPr>
+              <w:spacing w:after="0" w:before="0" w:line="264"/>
+              <w:jc w:val="center"/>
+            </w:pPr>
+            <w:r>
+              <w:rPr>
+                <w:rFonts w:ascii="Arial" w:cs="Arial" w:eastAsia="Arial" w:hAnsi="Arial"/>
+                <w:sz w:val="30"/>
+                <w:szCs w:val="30"/>
+              </w:rPr>
+              <w:t xml:space="preserve">☐</w:t>
+            </w:r>
+          </w:p>
+        </w:tc>
+        <w:tc>
+          <w:tcPr>
+            <w:tcW w:type="dxa" w:w="2040"/>
+            <w:tcBorders>
+              <w:top w:val="single" w:color="C9D0DC" w:sz="4"/>
+              <w:left w:val="single" w:color="C9D0DC" w:sz="4"/>
+              <w:bottom w:val="single" w:color="C9D0DC" w:sz="4"/>
+              <w:right w:val="single" w:color="C9D0DC" w:sz="4"/>
+            </w:tcBorders>
+            <w:tcMar>
+              <w:top w:type="dxa" w:w="70"/>
+              <w:left w:type="dxa" w:w="100"/>
+              <w:bottom w:type="dxa" w:w="70"/>
+              <w:right w:type="dxa" w:w="100"/>
+            </w:tcMar>
+            <w:vAlign w:val="top"/>
+          </w:tcPr>
+          <w:p>
+            <w:pPr>
+              <w:spacing w:after="0" w:before="0" w:line="264"/>
+            </w:pPr>
+            <w:r>
+              <w:rPr>
+                <w:rFonts w:ascii="Arial" w:cs="Arial" w:eastAsia="Arial" w:hAnsi="Arial"/>
+                <w:sz w:val="19"/>
+                <w:szCs w:val="19"/>
+              </w:rPr>
+              <w:t xml:space="preserve"> </w:t>
+            </w:r>
+          </w:p>
+        </w:tc>
+      </w:tr>
+      <w:tr>
+        <w:trPr>
+          <w:cantSplit/>
+        </w:trPr>
+        <w:tc>
+          <w:tcPr>
+            <w:tcW w:type="dxa" w:w="860"/>
+            <w:tcBorders>
+              <w:top w:val="single" w:color="C9D0DC" w:sz="4"/>
+              <w:left w:val="single" w:color="C9D0DC" w:sz="4"/>
+              <w:bottom w:val="single" w:color="C9D0DC" w:sz="4"/>
+              <w:right w:val="single" w:color="C9D0DC" w:sz="4"/>
+            </w:tcBorders>
+            <w:tcMar>
+              <w:top w:type="dxa" w:w="70"/>
+              <w:left w:type="dxa" w:w="100"/>
+              <w:bottom w:type="dxa" w:w="70"/>
+              <w:right w:type="dxa" w:w="100"/>
+            </w:tcMar>
+            <w:vAlign w:val="top"/>
+          </w:tcPr>
+          <w:p>
+            <w:pPr>
+              <w:spacing w:after="0" w:before="0" w:line="264"/>
+            </w:pPr>
+            <w:r>
+              <w:rPr>
+                <w:rFonts w:ascii="Arial" w:cs="Arial" w:eastAsia="Arial" w:hAnsi="Arial"/>
+                <w:b/>
+                <w:bCs/>
+                <w:color w:val="5B6477"/>
+                <w:sz w:val="16"/>
+                <w:szCs w:val="16"/>
+              </w:rPr>
+              <w:t xml:space="preserve">HR-NAM</w:t>
+            </w:r>
+          </w:p>
+        </w:tc>
+        <w:tc>
+          <w:tcPr>
+            <w:tcW w:type="dxa" w:w="5480"/>
+            <w:tcBorders>
+              <w:top w:val="single" w:color="C9D0DC" w:sz="4"/>
+              <w:left w:val="single" w:color="C9D0DC" w:sz="4"/>
+              <w:bottom w:val="single" w:color="C9D0DC" w:sz="4"/>
+              <w:right w:val="single" w:color="C9D0DC" w:sz="4"/>
+            </w:tcBorders>
+            <w:tcMar>
+              <w:top w:type="dxa" w:w="70"/>
+              <w:left w:type="dxa" w:w="100"/>
+              <w:bottom w:type="dxa" w:w="70"/>
+              <w:right w:type="dxa" w:w="100"/>
+            </w:tcMar>
+            <w:vAlign w:val="top"/>
+          </w:tcPr>
+          <w:p>
+            <w:pPr>
+              <w:spacing w:after="40" w:before="0" w:line="264"/>
+            </w:pPr>
+            <w:r>
+              <w:rPr>
+                <w:rFonts w:ascii="Arial" w:cs="Arial" w:eastAsia="Arial" w:hAnsi="Arial"/>
+                <w:b/>
+                <w:bCs/>
+                <w:sz w:val="20"/>
+                <w:szCs w:val="20"/>
+              </w:rPr>
+              <w:t xml:space="preserve">Add several names and change a name or position</w:t>
+            </w:r>
+          </w:p>
+          <w:p>
+            <w:pPr>
+              <w:spacing w:after="40" w:before="0" w:line="264"/>
+            </w:pPr>
+            <w:r>
+              <w:rPr>
+                <w:rFonts w:ascii="Arial" w:cs="Arial" w:eastAsia="Arial" w:hAnsi="Arial"/>
+                <w:i/>
+                <w:iCs/>
+                <w:color w:val="5B6477"/>
+                <w:sz w:val="15"/>
+                <w:szCs w:val="15"/>
+              </w:rPr>
+              <w:t xml:space="preserve">Flow F45 · HR: owner-approved names, draft NTE from notices, charge links</w:t>
+            </w:r>
+          </w:p>
+          <w:p>
+            <w:pPr>
+              <w:spacing w:after="20" w:before="0" w:line="264"/>
+            </w:pPr>
+            <w:r>
+              <w:rPr>
+                <w:rFonts w:ascii="Arial" w:cs="Arial" w:eastAsia="Arial" w:hAnsi="Arial"/>
+                <w:color w:val="5B6477"/>
+                <w:sz w:val="19"/>
+                <w:szCs w:val="19"/>
+              </w:rPr>
+              <w:t xml:space="preserve">1.  </w:t>
+            </w:r>
+            <w:r>
+              <w:rPr>
+                <w:rFonts w:ascii="Arial" w:cs="Arial" w:eastAsia="Arial" w:hAnsi="Arial"/>
+                <w:sz w:val="19"/>
+                <w:szCs w:val="19"/>
+              </w:rPr>
+              <w:t xml:space="preserve">Payroll → Employees → Add several names → type name, position, branch and monthly basic for each row → send.</w:t>
+            </w:r>
+          </w:p>
+          <w:p>
+            <w:pPr>
+              <w:spacing w:after="20" w:before="0" w:line="264"/>
+            </w:pPr>
+            <w:r>
+              <w:rPr>
+                <w:rFonts w:ascii="Arial" w:cs="Arial" w:eastAsia="Arial" w:hAnsi="Arial"/>
+                <w:color w:val="5B6477"/>
+                <w:sz w:val="19"/>
+                <w:szCs w:val="19"/>
+              </w:rPr>
+              <w:t xml:space="preserve">2.  </w:t>
+            </w:r>
+            <w:r>
+              <w:rPr>
+                <w:rFonts w:ascii="Arial" w:cs="Arial" w:eastAsia="Arial" w:hAnsi="Arial"/>
+                <w:sz w:val="19"/>
+                <w:szCs w:val="19"/>
+              </w:rPr>
+              <w:t xml:space="preserve">Payroll → click an employee → change the position (or name, branch, monthly basic) → Save.</w:t>
+            </w:r>
+          </w:p>
+          <w:p>
+            <w:pPr>
+              <w:spacing w:after="0" w:before="60" w:line="264"/>
+            </w:pPr>
+            <w:r>
+              <w:rPr>
+                <w:rFonts w:ascii="Arial" w:cs="Arial" w:eastAsia="Arial" w:hAnsi="Arial"/>
+                <w:b/>
+                <w:bCs/>
+                <w:color w:val="0B1F3A"/>
+                <w:sz w:val="19"/>
+                <w:szCs w:val="19"/>
+              </w:rPr>
+              <w:t xml:space="preserve">You should see: </w:t>
+            </w:r>
+            <w:r>
+              <w:rPr>
+                <w:rFonts w:ascii="Arial" w:cs="Arial" w:eastAsia="Arial" w:hAnsi="Arial"/>
+                <w:sz w:val="19"/>
+                <w:szCs w:val="19"/>
+              </w:rPr>
+              <w:t xml:space="preserve">Both wait for the Owner (the page says what is waiting). Government numbers, bank account and active/inactive are saved at once. Names show with the position (Ana Cruz · Cashier) in every list.</w:t>
+            </w:r>
+          </w:p>
+        </w:tc>
+        <w:tc>
+          <w:tcPr>
+            <w:tcW w:type="dxa" w:w="620"/>
+            <w:tcBorders>
+              <w:top w:val="single" w:color="C9D0DC" w:sz="4"/>
+              <w:left w:val="single" w:color="C9D0DC" w:sz="4"/>
+              <w:bottom w:val="single" w:color="C9D0DC" w:sz="4"/>
+              <w:right w:val="single" w:color="C9D0DC" w:sz="4"/>
+            </w:tcBorders>
+            <w:tcMar>
+              <w:top w:type="dxa" w:w="70"/>
+              <w:left w:type="dxa" w:w="100"/>
+              <w:bottom w:type="dxa" w:w="70"/>
+              <w:right w:type="dxa" w:w="100"/>
+            </w:tcMar>
+            <w:vAlign w:val="center"/>
+          </w:tcPr>
+          <w:p>
+            <w:pPr>
+              <w:spacing w:after="0" w:before="0" w:line="264"/>
+              <w:jc w:val="center"/>
+            </w:pPr>
+            <w:r>
+              <w:rPr>
+                <w:rFonts w:ascii="Arial" w:cs="Arial" w:eastAsia="Arial" w:hAnsi="Arial"/>
+                <w:sz w:val="30"/>
+                <w:szCs w:val="30"/>
+              </w:rPr>
+              <w:t xml:space="preserve">☐</w:t>
+            </w:r>
+          </w:p>
+        </w:tc>
+        <w:tc>
+          <w:tcPr>
+            <w:tcW w:type="dxa" w:w="620"/>
+            <w:tcBorders>
+              <w:top w:val="single" w:color="C9D0DC" w:sz="4"/>
+              <w:left w:val="single" w:color="C9D0DC" w:sz="4"/>
+              <w:bottom w:val="single" w:color="C9D0DC" w:sz="4"/>
+              <w:right w:val="single" w:color="C9D0DC" w:sz="4"/>
+            </w:tcBorders>
+            <w:tcMar>
+              <w:top w:type="dxa" w:w="70"/>
+              <w:left w:type="dxa" w:w="100"/>
+              <w:bottom w:type="dxa" w:w="70"/>
+              <w:right w:type="dxa" w:w="100"/>
+            </w:tcMar>
+            <w:vAlign w:val="center"/>
+          </w:tcPr>
+          <w:p>
+            <w:pPr>
+              <w:spacing w:after="0" w:before="0" w:line="264"/>
+              <w:jc w:val="center"/>
+            </w:pPr>
+            <w:r>
+              <w:rPr>
+                <w:rFonts w:ascii="Arial" w:cs="Arial" w:eastAsia="Arial" w:hAnsi="Arial"/>
+                <w:sz w:val="30"/>
+                <w:szCs w:val="30"/>
+              </w:rPr>
+              <w:t xml:space="preserve">☐</w:t>
+            </w:r>
+          </w:p>
+        </w:tc>
+        <w:tc>
+          <w:tcPr>
+            <w:tcW w:type="dxa" w:w="620"/>
+            <w:tcBorders>
+              <w:top w:val="single" w:color="C9D0DC" w:sz="4"/>
+              <w:left w:val="single" w:color="C9D0DC" w:sz="4"/>
+              <w:bottom w:val="single" w:color="C9D0DC" w:sz="4"/>
+              <w:right w:val="single" w:color="C9D0DC" w:sz="4"/>
+            </w:tcBorders>
+            <w:tcMar>
+              <w:top w:type="dxa" w:w="70"/>
+              <w:left w:type="dxa" w:w="100"/>
+              <w:bottom w:type="dxa" w:w="70"/>
+              <w:right w:type="dxa" w:w="100"/>
+            </w:tcMar>
+            <w:vAlign w:val="center"/>
+          </w:tcPr>
+          <w:p>
+            <w:pPr>
+              <w:spacing w:after="0" w:before="0" w:line="264"/>
+              <w:jc w:val="center"/>
+            </w:pPr>
+            <w:r>
+              <w:rPr>
+                <w:rFonts w:ascii="Arial" w:cs="Arial" w:eastAsia="Arial" w:hAnsi="Arial"/>
+                <w:sz w:val="30"/>
+                <w:szCs w:val="30"/>
+              </w:rPr>
+              <w:t xml:space="preserve">☐</w:t>
+            </w:r>
+          </w:p>
+        </w:tc>
+        <w:tc>
+          <w:tcPr>
+            <w:tcW w:type="dxa" w:w="2040"/>
+            <w:tcBorders>
+              <w:top w:val="single" w:color="C9D0DC" w:sz="4"/>
+              <w:left w:val="single" w:color="C9D0DC" w:sz="4"/>
+              <w:bottom w:val="single" w:color="C9D0DC" w:sz="4"/>
+              <w:right w:val="single" w:color="C9D0DC" w:sz="4"/>
+            </w:tcBorders>
+            <w:tcMar>
+              <w:top w:type="dxa" w:w="70"/>
+              <w:left w:type="dxa" w:w="100"/>
+              <w:bottom w:type="dxa" w:w="70"/>
+              <w:right w:type="dxa" w:w="100"/>
+            </w:tcMar>
+            <w:vAlign w:val="top"/>
+          </w:tcPr>
+          <w:p>
+            <w:pPr>
+              <w:spacing w:after="0" w:before="0" w:line="264"/>
+            </w:pPr>
+            <w:r>
+              <w:rPr>
+                <w:rFonts w:ascii="Arial" w:cs="Arial" w:eastAsia="Arial" w:hAnsi="Arial"/>
+                <w:sz w:val="19"/>
+                <w:szCs w:val="19"/>
+              </w:rPr>
+              <w:t xml:space="preserve"> </w:t>
+            </w:r>
+          </w:p>
+        </w:tc>
+      </w:tr>
+      <w:tr>
+        <w:trPr>
+          <w:cantSplit/>
+        </w:trPr>
+        <w:tc>
+          <w:tcPr>
+            <w:tcW w:type="dxa" w:w="860"/>
+            <w:tcBorders>
+              <w:top w:val="single" w:color="C9D0DC" w:sz="4"/>
+              <w:left w:val="single" w:color="C9D0DC" w:sz="4"/>
+              <w:bottom w:val="single" w:color="C9D0DC" w:sz="4"/>
+              <w:right w:val="single" w:color="C9D0DC" w:sz="4"/>
+            </w:tcBorders>
+            <w:tcMar>
+              <w:top w:type="dxa" w:w="70"/>
+              <w:left w:type="dxa" w:w="100"/>
+              <w:bottom w:type="dxa" w:w="70"/>
+              <w:right w:type="dxa" w:w="100"/>
+            </w:tcMar>
+            <w:vAlign w:val="top"/>
+          </w:tcPr>
+          <w:p>
+            <w:pPr>
+              <w:spacing w:after="0" w:before="0" w:line="264"/>
+            </w:pPr>
+            <w:r>
+              <w:rPr>
+                <w:rFonts w:ascii="Arial" w:cs="Arial" w:eastAsia="Arial" w:hAnsi="Arial"/>
+                <w:b/>
+                <w:bCs/>
+                <w:color w:val="5B6477"/>
+                <w:sz w:val="16"/>
+                <w:szCs w:val="16"/>
+              </w:rPr>
+              <w:t xml:space="preserve">HR-AUT</w:t>
+            </w:r>
+          </w:p>
+        </w:tc>
+        <w:tc>
+          <w:tcPr>
+            <w:tcW w:type="dxa" w:w="5480"/>
+            <w:tcBorders>
+              <w:top w:val="single" w:color="C9D0DC" w:sz="4"/>
+              <w:left w:val="single" w:color="C9D0DC" w:sz="4"/>
+              <w:bottom w:val="single" w:color="C9D0DC" w:sz="4"/>
+              <w:right w:val="single" w:color="C9D0DC" w:sz="4"/>
+            </w:tcBorders>
+            <w:tcMar>
+              <w:top w:type="dxa" w:w="70"/>
+              <w:left w:type="dxa" w:w="100"/>
+              <w:bottom w:type="dxa" w:w="70"/>
+              <w:right w:type="dxa" w:w="100"/>
+            </w:tcMar>
+            <w:vAlign w:val="top"/>
+          </w:tcPr>
+          <w:p>
+            <w:pPr>
+              <w:spacing w:after="40" w:before="0" w:line="264"/>
+            </w:pPr>
+            <w:r>
+              <w:rPr>
+                <w:rFonts w:ascii="Arial" w:cs="Arial" w:eastAsia="Arial" w:hAnsi="Arial"/>
+                <w:b/>
+                <w:bCs/>
+                <w:sz w:val="20"/>
+                <w:szCs w:val="20"/>
+              </w:rPr>
+              <w:t xml:space="preserve">Notice becomes a draft NTE with a button</w:t>
+            </w:r>
+          </w:p>
+          <w:p>
+            <w:pPr>
+              <w:spacing w:after="40" w:before="0" w:line="264"/>
+            </w:pPr>
+            <w:r>
+              <w:rPr>
+                <w:rFonts w:ascii="Arial" w:cs="Arial" w:eastAsia="Arial" w:hAnsi="Arial"/>
+                <w:i/>
+                <w:iCs/>
+                <w:color w:val="5B6477"/>
+                <w:sz w:val="15"/>
+                <w:szCs w:val="15"/>
+              </w:rPr>
+              <w:t xml:space="preserve">Flow F45 · HR: owner-approved names, draft NTE from notices, charge links</w:t>
+            </w:r>
+          </w:p>
+          <w:p>
+            <w:pPr>
+              <w:spacing w:after="20" w:before="0" w:line="264"/>
+            </w:pPr>
+            <w:r>
+              <w:rPr>
+                <w:rFonts w:ascii="Arial" w:cs="Arial" w:eastAsia="Arial" w:hAnsi="Arial"/>
+                <w:color w:val="5B6477"/>
+                <w:sz w:val="19"/>
+                <w:szCs w:val="19"/>
+              </w:rPr>
+              <w:t xml:space="preserve">1.  </w:t>
+            </w:r>
+            <w:r>
+              <w:rPr>
+                <w:rFonts w:ascii="Arial" w:cs="Arial" w:eastAsia="Arial" w:hAnsi="Arial"/>
+                <w:sz w:val="19"/>
+                <w:szCs w:val="19"/>
+              </w:rPr>
+              <w:t xml:space="preserve">Open the bell / Notifications → the HR notice → Create NTE (or Dashboard → Waiting for HR → Create NTE).</w:t>
+            </w:r>
+          </w:p>
+          <w:p>
+            <w:pPr>
+              <w:spacing w:after="20" w:before="0" w:line="264"/>
+            </w:pPr>
+            <w:r>
+              <w:rPr>
+                <w:rFonts w:ascii="Arial" w:cs="Arial" w:eastAsia="Arial" w:hAnsi="Arial"/>
+                <w:color w:val="5B6477"/>
+                <w:sz w:val="19"/>
+                <w:szCs w:val="19"/>
+              </w:rPr>
+              <w:t xml:space="preserve">2.  </w:t>
+            </w:r>
+            <w:r>
+              <w:rPr>
+                <w:rFonts w:ascii="Arial" w:cs="Arial" w:eastAsia="Arial" w:hAnsi="Arial"/>
+                <w:sz w:val="19"/>
+                <w:szCs w:val="19"/>
+              </w:rPr>
+              <w:t xml:space="preserve">Read the prefilled text and the person named → Issue.</w:t>
+            </w:r>
+          </w:p>
+          <w:p>
+            <w:pPr>
+              <w:spacing w:after="0" w:before="60" w:line="264"/>
+            </w:pPr>
+            <w:r>
+              <w:rPr>
+                <w:rFonts w:ascii="Arial" w:cs="Arial" w:eastAsia="Arial" w:hAnsi="Arial"/>
+                <w:b/>
+                <w:bCs/>
+                <w:color w:val="0B1F3A"/>
+                <w:sz w:val="19"/>
+                <w:szCs w:val="19"/>
+              </w:rPr>
+              <w:t xml:space="preserve">You should see: </w:t>
+            </w:r>
+            <w:r>
+              <w:rPr>
+                <w:rFonts w:ascii="Arial" w:cs="Arial" w:eastAsia="Arial" w:hAnsi="Arial"/>
+                <w:sz w:val="19"/>
+                <w:szCs w:val="19"/>
+              </w:rPr>
+              <w:t xml:space="preserve">The people who handled the cash (or counted) are named with their position. The NTE is only a draft until you press Issue; then it gets its number and the employee is told.</w:t>
+            </w:r>
+          </w:p>
+        </w:tc>
+        <w:tc>
+          <w:tcPr>
+            <w:tcW w:type="dxa" w:w="620"/>
+            <w:tcBorders>
+              <w:top w:val="single" w:color="C9D0DC" w:sz="4"/>
+              <w:left w:val="single" w:color="C9D0DC" w:sz="4"/>
+              <w:bottom w:val="single" w:color="C9D0DC" w:sz="4"/>
+              <w:right w:val="single" w:color="C9D0DC" w:sz="4"/>
+            </w:tcBorders>
+            <w:tcMar>
+              <w:top w:type="dxa" w:w="70"/>
+              <w:left w:type="dxa" w:w="100"/>
+              <w:bottom w:type="dxa" w:w="70"/>
+              <w:right w:type="dxa" w:w="100"/>
+            </w:tcMar>
+            <w:vAlign w:val="center"/>
+          </w:tcPr>
+          <w:p>
+            <w:pPr>
+              <w:spacing w:after="0" w:before="0" w:line="264"/>
+              <w:jc w:val="center"/>
+            </w:pPr>
+            <w:r>
+              <w:rPr>
+                <w:rFonts w:ascii="Arial" w:cs="Arial" w:eastAsia="Arial" w:hAnsi="Arial"/>
+                <w:sz w:val="30"/>
+                <w:szCs w:val="30"/>
+              </w:rPr>
+              <w:t xml:space="preserve">☐</w:t>
+            </w:r>
+          </w:p>
+        </w:tc>
+        <w:tc>
+          <w:tcPr>
+            <w:tcW w:type="dxa" w:w="620"/>
+            <w:tcBorders>
+              <w:top w:val="single" w:color="C9D0DC" w:sz="4"/>
+              <w:left w:val="single" w:color="C9D0DC" w:sz="4"/>
+              <w:bottom w:val="single" w:color="C9D0DC" w:sz="4"/>
+              <w:right w:val="single" w:color="C9D0DC" w:sz="4"/>
+            </w:tcBorders>
+            <w:tcMar>
+              <w:top w:type="dxa" w:w="70"/>
+              <w:left w:type="dxa" w:w="100"/>
+              <w:bottom w:type="dxa" w:w="70"/>
+              <w:right w:type="dxa" w:w="100"/>
+            </w:tcMar>
+            <w:vAlign w:val="center"/>
+          </w:tcPr>
+          <w:p>
+            <w:pPr>
+              <w:spacing w:after="0" w:before="0" w:line="264"/>
+              <w:jc w:val="center"/>
+            </w:pPr>
+            <w:r>
+              <w:rPr>
+                <w:rFonts w:ascii="Arial" w:cs="Arial" w:eastAsia="Arial" w:hAnsi="Arial"/>
+                <w:sz w:val="30"/>
+                <w:szCs w:val="30"/>
+              </w:rPr>
+              <w:t xml:space="preserve">☐</w:t>
+            </w:r>
+          </w:p>
+        </w:tc>
+        <w:tc>
+          <w:tcPr>
+            <w:tcW w:type="dxa" w:w="620"/>
+            <w:tcBorders>
+              <w:top w:val="single" w:color="C9D0DC" w:sz="4"/>
+              <w:left w:val="single" w:color="C9D0DC" w:sz="4"/>
+              <w:bottom w:val="single" w:color="C9D0DC" w:sz="4"/>
+              <w:right w:val="single" w:color="C9D0DC" w:sz="4"/>
+            </w:tcBorders>
+            <w:tcMar>
+              <w:top w:type="dxa" w:w="70"/>
+              <w:left w:type="dxa" w:w="100"/>
+              <w:bottom w:type="dxa" w:w="70"/>
+              <w:right w:type="dxa" w:w="100"/>
+            </w:tcMar>
+            <w:vAlign w:val="center"/>
+          </w:tcPr>
+          <w:p>
+            <w:pPr>
+              <w:spacing w:after="0" w:before="0" w:line="264"/>
+              <w:jc w:val="center"/>
+            </w:pPr>
+            <w:r>
+              <w:rPr>
+                <w:rFonts w:ascii="Arial" w:cs="Arial" w:eastAsia="Arial" w:hAnsi="Arial"/>
+                <w:sz w:val="30"/>
+                <w:szCs w:val="30"/>
+              </w:rPr>
+              <w:t xml:space="preserve">☐</w:t>
+            </w:r>
+          </w:p>
+        </w:tc>
+        <w:tc>
+          <w:tcPr>
+            <w:tcW w:type="dxa" w:w="2040"/>
+            <w:tcBorders>
+              <w:top w:val="single" w:color="C9D0DC" w:sz="4"/>
+              <w:left w:val="single" w:color="C9D0DC" w:sz="4"/>
+              <w:bottom w:val="single" w:color="C9D0DC" w:sz="4"/>
+              <w:right w:val="single" w:color="C9D0DC" w:sz="4"/>
+            </w:tcBorders>
+            <w:tcMar>
+              <w:top w:type="dxa" w:w="70"/>
+              <w:left w:type="dxa" w:w="100"/>
+              <w:bottom w:type="dxa" w:w="70"/>
+              <w:right w:type="dxa" w:w="100"/>
+            </w:tcMar>
+            <w:vAlign w:val="top"/>
+          </w:tcPr>
+          <w:p>
+            <w:pPr>
+              <w:spacing w:after="0" w:before="0" w:line="264"/>
+            </w:pPr>
+            <w:r>
+              <w:rPr>
+                <w:rFonts w:ascii="Arial" w:cs="Arial" w:eastAsia="Arial" w:hAnsi="Arial"/>
+                <w:sz w:val="19"/>
+                <w:szCs w:val="19"/>
+              </w:rPr>
+              <w:t xml:space="preserve"> </w:t>
+            </w:r>
+          </w:p>
+        </w:tc>
+      </w:tr>
+      <w:tr>
+        <w:trPr>
+          <w:cantSplit/>
+        </w:trPr>
+        <w:tc>
+          <w:tcPr>
+            <w:tcW w:type="dxa" w:w="860"/>
+            <w:tcBorders>
+              <w:top w:val="single" w:color="C9D0DC" w:sz="4"/>
+              <w:left w:val="single" w:color="C9D0DC" w:sz="4"/>
+              <w:bottom w:val="single" w:color="C9D0DC" w:sz="4"/>
+              <w:right w:val="single" w:color="C9D0DC" w:sz="4"/>
+            </w:tcBorders>
+            <w:tcMar>
+              <w:top w:type="dxa" w:w="70"/>
+              <w:left w:type="dxa" w:w="100"/>
+              <w:bottom w:type="dxa" w:w="70"/>
+              <w:right w:type="dxa" w:w="100"/>
+            </w:tcMar>
+            <w:vAlign w:val="top"/>
+          </w:tcPr>
+          <w:p>
+            <w:pPr>
+              <w:spacing w:after="0" w:before="0" w:line="264"/>
+            </w:pPr>
+            <w:r>
+              <w:rPr>
+                <w:rFonts w:ascii="Arial" w:cs="Arial" w:eastAsia="Arial" w:hAnsi="Arial"/>
+                <w:b/>
+                <w:bCs/>
+                <w:color w:val="5B6477"/>
+                <w:sz w:val="16"/>
+                <w:szCs w:val="16"/>
+              </w:rPr>
+              <w:t xml:space="preserve">HR-NOT</w:t>
+            </w:r>
+          </w:p>
+        </w:tc>
+        <w:tc>
+          <w:tcPr>
+            <w:tcW w:type="dxa" w:w="5480"/>
+            <w:tcBorders>
+              <w:top w:val="single" w:color="C9D0DC" w:sz="4"/>
+              <w:left w:val="single" w:color="C9D0DC" w:sz="4"/>
+              <w:bottom w:val="single" w:color="C9D0DC" w:sz="4"/>
+              <w:right w:val="single" w:color="C9D0DC" w:sz="4"/>
+            </w:tcBorders>
+            <w:tcMar>
+              <w:top w:type="dxa" w:w="70"/>
+              <w:left w:type="dxa" w:w="100"/>
+              <w:bottom w:type="dxa" w:w="70"/>
+              <w:right w:type="dxa" w:w="100"/>
+            </w:tcMar>
+            <w:vAlign w:val="top"/>
+          </w:tcPr>
+          <w:p>
+            <w:pPr>
+              <w:spacing w:after="40" w:before="0" w:line="264"/>
+            </w:pPr>
+            <w:r>
+              <w:rPr>
+                <w:rFonts w:ascii="Arial" w:cs="Arial" w:eastAsia="Arial" w:hAnsi="Arial"/>
+                <w:b/>
+                <w:bCs/>
+                <w:sz w:val="20"/>
+                <w:szCs w:val="20"/>
+              </w:rPr>
+              <w:t xml:space="preserve">Actions inside HR Notices</w:t>
+            </w:r>
+          </w:p>
+          <w:p>
+            <w:pPr>
+              <w:spacing w:after="40" w:before="0" w:line="264"/>
+            </w:pPr>
+            <w:r>
+              <w:rPr>
+                <w:rFonts w:ascii="Arial" w:cs="Arial" w:eastAsia="Arial" w:hAnsi="Arial"/>
+                <w:i/>
+                <w:iCs/>
+                <w:color w:val="5B6477"/>
+                <w:sz w:val="15"/>
+                <w:szCs w:val="15"/>
+              </w:rPr>
+              <w:t xml:space="preserve">Flow F45 · HR: owner-approved names, draft NTE from notices, charge links</w:t>
+            </w:r>
+          </w:p>
+          <w:p>
+            <w:pPr>
+              <w:spacing w:after="20" w:before="0" w:line="264"/>
+            </w:pPr>
+            <w:r>
+              <w:rPr>
+                <w:rFonts w:ascii="Arial" w:cs="Arial" w:eastAsia="Arial" w:hAnsi="Arial"/>
+                <w:color w:val="5B6477"/>
+                <w:sz w:val="19"/>
+                <w:szCs w:val="19"/>
+              </w:rPr>
+              <w:t xml:space="preserve">1.  </w:t>
+            </w:r>
+            <w:r>
+              <w:rPr>
+                <w:rFonts w:ascii="Arial" w:cs="Arial" w:eastAsia="Arial" w:hAnsi="Arial"/>
+                <w:sz w:val="19"/>
+                <w:szCs w:val="19"/>
+              </w:rPr>
+              <w:t xml:space="preserve">HR Notices → a notice → Generate NTE… (tick people) or Create a charge form… or Refer to the Owner or Close.</w:t>
+            </w:r>
+          </w:p>
+          <w:p>
+            <w:pPr>
+              <w:spacing w:after="0" w:before="60" w:line="264"/>
+            </w:pPr>
+            <w:r>
+              <w:rPr>
+                <w:rFonts w:ascii="Arial" w:cs="Arial" w:eastAsia="Arial" w:hAnsi="Arial"/>
+                <w:b/>
+                <w:bCs/>
+                <w:color w:val="0B1F3A"/>
+                <w:sz w:val="19"/>
+                <w:szCs w:val="19"/>
+              </w:rPr>
+              <w:t xml:space="preserve">You should see: </w:t>
+            </w:r>
+            <w:r>
+              <w:rPr>
+                <w:rFonts w:ascii="Arial" w:cs="Arial" w:eastAsia="Arial" w:hAnsi="Arial"/>
+                <w:sz w:val="19"/>
+                <w:szCs w:val="19"/>
+              </w:rPr>
+              <w:t xml:space="preserve">The notice lists the NTEs and charge forms made from it. A charge form from a notice is already linked to its source.</w:t>
+            </w:r>
+          </w:p>
+        </w:tc>
+        <w:tc>
+          <w:tcPr>
+            <w:tcW w:type="dxa" w:w="620"/>
+            <w:tcBorders>
+              <w:top w:val="single" w:color="C9D0DC" w:sz="4"/>
+              <w:left w:val="single" w:color="C9D0DC" w:sz="4"/>
+              <w:bottom w:val="single" w:color="C9D0DC" w:sz="4"/>
+              <w:right w:val="single" w:color="C9D0DC" w:sz="4"/>
+            </w:tcBorders>
+            <w:tcMar>
+              <w:top w:type="dxa" w:w="70"/>
+              <w:left w:type="dxa" w:w="100"/>
+              <w:bottom w:type="dxa" w:w="70"/>
+              <w:right w:type="dxa" w:w="100"/>
+            </w:tcMar>
+            <w:vAlign w:val="center"/>
+          </w:tcPr>
+          <w:p>
+            <w:pPr>
+              <w:spacing w:after="0" w:before="0" w:line="264"/>
+              <w:jc w:val="center"/>
+            </w:pPr>
+            <w:r>
+              <w:rPr>
+                <w:rFonts w:ascii="Arial" w:cs="Arial" w:eastAsia="Arial" w:hAnsi="Arial"/>
+                <w:sz w:val="30"/>
+                <w:szCs w:val="30"/>
+              </w:rPr>
+              <w:t xml:space="preserve">☐</w:t>
+            </w:r>
+          </w:p>
+        </w:tc>
+        <w:tc>
+          <w:tcPr>
+            <w:tcW w:type="dxa" w:w="620"/>
+            <w:tcBorders>
+              <w:top w:val="single" w:color="C9D0DC" w:sz="4"/>
+              <w:left w:val="single" w:color="C9D0DC" w:sz="4"/>
+              <w:bottom w:val="single" w:color="C9D0DC" w:sz="4"/>
+              <w:right w:val="single" w:color="C9D0DC" w:sz="4"/>
+            </w:tcBorders>
+            <w:tcMar>
+              <w:top w:type="dxa" w:w="70"/>
+              <w:left w:type="dxa" w:w="100"/>
+              <w:bottom w:type="dxa" w:w="70"/>
+              <w:right w:type="dxa" w:w="100"/>
+            </w:tcMar>
+            <w:vAlign w:val="center"/>
+          </w:tcPr>
+          <w:p>
+            <w:pPr>
+              <w:spacing w:after="0" w:before="0" w:line="264"/>
+              <w:jc w:val="center"/>
+            </w:pPr>
+            <w:r>
+              <w:rPr>
+                <w:rFonts w:ascii="Arial" w:cs="Arial" w:eastAsia="Arial" w:hAnsi="Arial"/>
+                <w:sz w:val="30"/>
+                <w:szCs w:val="30"/>
+              </w:rPr>
+              <w:t xml:space="preserve">☐</w:t>
+            </w:r>
+          </w:p>
+        </w:tc>
+        <w:tc>
+          <w:tcPr>
+            <w:tcW w:type="dxa" w:w="620"/>
+            <w:tcBorders>
+              <w:top w:val="single" w:color="C9D0DC" w:sz="4"/>
+              <w:left w:val="single" w:color="C9D0DC" w:sz="4"/>
+              <w:bottom w:val="single" w:color="C9D0DC" w:sz="4"/>
+              <w:right w:val="single" w:color="C9D0DC" w:sz="4"/>
+            </w:tcBorders>
+            <w:tcMar>
+              <w:top w:type="dxa" w:w="70"/>
+              <w:left w:type="dxa" w:w="100"/>
+              <w:bottom w:type="dxa" w:w="70"/>
+              <w:right w:type="dxa" w:w="100"/>
+            </w:tcMar>
+            <w:vAlign w:val="center"/>
+          </w:tcPr>
+          <w:p>
+            <w:pPr>
+              <w:spacing w:after="0" w:before="0" w:line="264"/>
+              <w:jc w:val="center"/>
+            </w:pPr>
+            <w:r>
+              <w:rPr>
+                <w:rFonts w:ascii="Arial" w:cs="Arial" w:eastAsia="Arial" w:hAnsi="Arial"/>
+                <w:sz w:val="30"/>
+                <w:szCs w:val="30"/>
+              </w:rPr>
+              <w:t xml:space="preserve">☐</w:t>
+            </w:r>
+          </w:p>
+        </w:tc>
+        <w:tc>
+          <w:tcPr>
+            <w:tcW w:type="dxa" w:w="2040"/>
+            <w:tcBorders>
+              <w:top w:val="single" w:color="C9D0DC" w:sz="4"/>
+              <w:left w:val="single" w:color="C9D0DC" w:sz="4"/>
+              <w:bottom w:val="single" w:color="C9D0DC" w:sz="4"/>
+              <w:right w:val="single" w:color="C9D0DC" w:sz="4"/>
+            </w:tcBorders>
+            <w:tcMar>
+              <w:top w:type="dxa" w:w="70"/>
+              <w:left w:type="dxa" w:w="100"/>
+              <w:bottom w:type="dxa" w:w="70"/>
+              <w:right w:type="dxa" w:w="100"/>
+            </w:tcMar>
+            <w:vAlign w:val="top"/>
+          </w:tcPr>
+          <w:p>
+            <w:pPr>
+              <w:spacing w:after="0" w:before="0" w:line="264"/>
+            </w:pPr>
+            <w:r>
+              <w:rPr>
+                <w:rFonts w:ascii="Arial" w:cs="Arial" w:eastAsia="Arial" w:hAnsi="Arial"/>
+                <w:sz w:val="19"/>
+                <w:szCs w:val="19"/>
+              </w:rPr>
+              <w:t xml:space="preserve"> </w:t>
+            </w:r>
+          </w:p>
+        </w:tc>
+      </w:tr>
+      <w:tr>
+        <w:trPr>
+          <w:cantSplit/>
+        </w:trPr>
+        <w:tc>
+          <w:tcPr>
+            <w:tcW w:type="dxa" w:w="860"/>
+            <w:tcBorders>
+              <w:top w:val="single" w:color="C9D0DC" w:sz="4"/>
+              <w:left w:val="single" w:color="C9D0DC" w:sz="4"/>
+              <w:bottom w:val="single" w:color="C9D0DC" w:sz="4"/>
+              <w:right w:val="single" w:color="C9D0DC" w:sz="4"/>
+            </w:tcBorders>
+            <w:tcMar>
+              <w:top w:type="dxa" w:w="70"/>
+              <w:left w:type="dxa" w:w="100"/>
+              <w:bottom w:type="dxa" w:w="70"/>
+              <w:right w:type="dxa" w:w="100"/>
+            </w:tcMar>
+            <w:vAlign w:val="top"/>
+          </w:tcPr>
+          <w:p>
+            <w:pPr>
+              <w:spacing w:after="0" w:before="0" w:line="264"/>
+            </w:pPr>
+            <w:r>
+              <w:rPr>
+                <w:rFonts w:ascii="Arial" w:cs="Arial" w:eastAsia="Arial" w:hAnsi="Arial"/>
+                <w:b/>
+                <w:bCs/>
+                <w:color w:val="5B6477"/>
+                <w:sz w:val="16"/>
+                <w:szCs w:val="16"/>
+              </w:rPr>
+              <w:t xml:space="preserve">HR-LNK</w:t>
+            </w:r>
+          </w:p>
+        </w:tc>
+        <w:tc>
+          <w:tcPr>
+            <w:tcW w:type="dxa" w:w="5480"/>
+            <w:tcBorders>
+              <w:top w:val="single" w:color="C9D0DC" w:sz="4"/>
+              <w:left w:val="single" w:color="C9D0DC" w:sz="4"/>
+              <w:bottom w:val="single" w:color="C9D0DC" w:sz="4"/>
+              <w:right w:val="single" w:color="C9D0DC" w:sz="4"/>
+            </w:tcBorders>
+            <w:tcMar>
+              <w:top w:type="dxa" w:w="70"/>
+              <w:left w:type="dxa" w:w="100"/>
+              <w:bottom w:type="dxa" w:w="70"/>
+              <w:right w:type="dxa" w:w="100"/>
+            </w:tcMar>
+            <w:vAlign w:val="top"/>
+          </w:tcPr>
+          <w:p>
+            <w:pPr>
+              <w:spacing w:after="40" w:before="0" w:line="264"/>
+            </w:pPr>
+            <w:r>
+              <w:rPr>
+                <w:rFonts w:ascii="Arial" w:cs="Arial" w:eastAsia="Arial" w:hAnsi="Arial"/>
+                <w:b/>
+                <w:bCs/>
+                <w:sz w:val="20"/>
+                <w:szCs w:val="20"/>
+              </w:rPr>
+              <w:t xml:space="preserve">Link a charge to what caused it</w:t>
+            </w:r>
+          </w:p>
+          <w:p>
+            <w:pPr>
+              <w:spacing w:after="40" w:before="0" w:line="264"/>
+            </w:pPr>
+            <w:r>
+              <w:rPr>
+                <w:rFonts w:ascii="Arial" w:cs="Arial" w:eastAsia="Arial" w:hAnsi="Arial"/>
+                <w:i/>
+                <w:iCs/>
+                <w:color w:val="5B6477"/>
+                <w:sz w:val="15"/>
+                <w:szCs w:val="15"/>
+              </w:rPr>
+              <w:t xml:space="preserve">Flow F45 · HR: owner-approved names, draft NTE from notices, charge links</w:t>
+            </w:r>
+          </w:p>
+          <w:p>
+            <w:pPr>
+              <w:spacing w:after="20" w:before="0" w:line="264"/>
+            </w:pPr>
+            <w:r>
+              <w:rPr>
+                <w:rFonts w:ascii="Arial" w:cs="Arial" w:eastAsia="Arial" w:hAnsi="Arial"/>
+                <w:color w:val="5B6477"/>
+                <w:sz w:val="19"/>
+                <w:szCs w:val="19"/>
+              </w:rPr>
+              <w:t xml:space="preserve">1.  </w:t>
+            </w:r>
+            <w:r>
+              <w:rPr>
+                <w:rFonts w:ascii="Arial" w:cs="Arial" w:eastAsia="Arial" w:hAnsi="Arial"/>
+                <w:sz w:val="19"/>
+                <w:szCs w:val="19"/>
+              </w:rPr>
+              <w:t xml:space="preserve">Staff Charges → New charge form → Linked to → choose a type (count discrepancy, transfer difference, BO / write-off, expense, DR, …) → pick from the list.</w:t>
+            </w:r>
+          </w:p>
+          <w:p>
+            <w:pPr>
+              <w:spacing w:after="20" w:before="0" w:line="264"/>
+            </w:pPr>
+            <w:r>
+              <w:rPr>
+                <w:rFonts w:ascii="Arial" w:cs="Arial" w:eastAsia="Arial" w:hAnsi="Arial"/>
+                <w:color w:val="5B6477"/>
+                <w:sz w:val="19"/>
+                <w:szCs w:val="19"/>
+              </w:rPr>
+              <w:t xml:space="preserve">2.  </w:t>
+            </w:r>
+            <w:r>
+              <w:rPr>
+                <w:rFonts w:ascii="Arial" w:cs="Arial" w:eastAsia="Arial" w:hAnsi="Arial"/>
+                <w:sz w:val="19"/>
+                <w:szCs w:val="19"/>
+              </w:rPr>
+              <w:t xml:space="preserve">Save, then look at the Linked to column.</w:t>
+            </w:r>
+          </w:p>
+          <w:p>
+            <w:pPr>
+              <w:spacing w:after="0" w:before="60" w:line="264"/>
+            </w:pPr>
+            <w:r>
+              <w:rPr>
+                <w:rFonts w:ascii="Arial" w:cs="Arial" w:eastAsia="Arial" w:hAnsi="Arial"/>
+                <w:b/>
+                <w:bCs/>
+                <w:color w:val="0B1F3A"/>
+                <w:sz w:val="19"/>
+                <w:szCs w:val="19"/>
+              </w:rPr>
+              <w:t xml:space="preserve">You should see: </w:t>
+            </w:r>
+            <w:r>
+              <w:rPr>
+                <w:rFonts w:ascii="Arial" w:cs="Arial" w:eastAsia="Arial" w:hAnsi="Arial"/>
+                <w:sz w:val="19"/>
+                <w:szCs w:val="19"/>
+              </w:rPr>
+              <w:t xml:space="preserve">Branch, reason, items (franchise price, no cost) and the staff named on the document are filled in and can be changed. The Linked to link opens the source document.</w:t>
             </w:r>
           </w:p>
         </w:tc>
@@ -6699,7 +7809,7 @@
                 <w:sz w:val="17"/>
                 <w:szCs w:val="17"/>
               </w:rPr>
-              <w:t xml:space="preserve">Passed (of 22)</w:t>
+              <w:t xml:space="preserve">Passed (of 26)</w:t>
             </w:r>
           </w:p>
         </w:tc>

--- a/docs/acceptance-test/per-user/26-hr.staff.docx
+++ b/docs/acceptance-test/per-user/26-hr.staff.docx
@@ -117,7 +117,7 @@
           <w:sz w:val="18"/>
           <w:szCs w:val="18"/>
         </w:rPr>
-        <w:t xml:space="preserve">  ·  26 checks</w:t>
+        <w:t xml:space="preserve">  ·  27 checks</w:t>
       </w:r>
     </w:p>
     <w:tbl>
@@ -1620,6 +1620,273 @@
                 <w:szCs w:val="19"/>
               </w:rPr>
               <w:t xml:space="preserve">The QR card shows; after a tagged sale the purchase appears with its items. Sign out and in again with the mobile number and password.</w:t>
+            </w:r>
+          </w:p>
+        </w:tc>
+        <w:tc>
+          <w:tcPr>
+            <w:tcW w:type="dxa" w:w="620"/>
+            <w:tcBorders>
+              <w:top w:val="single" w:color="C9D0DC" w:sz="4"/>
+              <w:left w:val="single" w:color="C9D0DC" w:sz="4"/>
+              <w:bottom w:val="single" w:color="C9D0DC" w:sz="4"/>
+              <w:right w:val="single" w:color="C9D0DC" w:sz="4"/>
+            </w:tcBorders>
+            <w:tcMar>
+              <w:top w:type="dxa" w:w="70"/>
+              <w:left w:type="dxa" w:w="100"/>
+              <w:bottom w:type="dxa" w:w="70"/>
+              <w:right w:type="dxa" w:w="100"/>
+            </w:tcMar>
+            <w:vAlign w:val="center"/>
+          </w:tcPr>
+          <w:p>
+            <w:pPr>
+              <w:spacing w:after="0" w:before="0" w:line="264"/>
+              <w:jc w:val="center"/>
+            </w:pPr>
+            <w:r>
+              <w:rPr>
+                <w:rFonts w:ascii="Arial" w:cs="Arial" w:eastAsia="Arial" w:hAnsi="Arial"/>
+                <w:sz w:val="30"/>
+                <w:szCs w:val="30"/>
+              </w:rPr>
+              <w:t xml:space="preserve">☐</w:t>
+            </w:r>
+          </w:p>
+        </w:tc>
+        <w:tc>
+          <w:tcPr>
+            <w:tcW w:type="dxa" w:w="620"/>
+            <w:tcBorders>
+              <w:top w:val="single" w:color="C9D0DC" w:sz="4"/>
+              <w:left w:val="single" w:color="C9D0DC" w:sz="4"/>
+              <w:bottom w:val="single" w:color="C9D0DC" w:sz="4"/>
+              <w:right w:val="single" w:color="C9D0DC" w:sz="4"/>
+            </w:tcBorders>
+            <w:tcMar>
+              <w:top w:type="dxa" w:w="70"/>
+              <w:left w:type="dxa" w:w="100"/>
+              <w:bottom w:type="dxa" w:w="70"/>
+              <w:right w:type="dxa" w:w="100"/>
+            </w:tcMar>
+            <w:vAlign w:val="center"/>
+          </w:tcPr>
+          <w:p>
+            <w:pPr>
+              <w:spacing w:after="0" w:before="0" w:line="264"/>
+              <w:jc w:val="center"/>
+            </w:pPr>
+            <w:r>
+              <w:rPr>
+                <w:rFonts w:ascii="Arial" w:cs="Arial" w:eastAsia="Arial" w:hAnsi="Arial"/>
+                <w:sz w:val="30"/>
+                <w:szCs w:val="30"/>
+              </w:rPr>
+              <w:t xml:space="preserve">☐</w:t>
+            </w:r>
+          </w:p>
+        </w:tc>
+        <w:tc>
+          <w:tcPr>
+            <w:tcW w:type="dxa" w:w="620"/>
+            <w:tcBorders>
+              <w:top w:val="single" w:color="C9D0DC" w:sz="4"/>
+              <w:left w:val="single" w:color="C9D0DC" w:sz="4"/>
+              <w:bottom w:val="single" w:color="C9D0DC" w:sz="4"/>
+              <w:right w:val="single" w:color="C9D0DC" w:sz="4"/>
+            </w:tcBorders>
+            <w:tcMar>
+              <w:top w:type="dxa" w:w="70"/>
+              <w:left w:type="dxa" w:w="100"/>
+              <w:bottom w:type="dxa" w:w="70"/>
+              <w:right w:type="dxa" w:w="100"/>
+            </w:tcMar>
+            <w:vAlign w:val="center"/>
+          </w:tcPr>
+          <w:p>
+            <w:pPr>
+              <w:spacing w:after="0" w:before="0" w:line="264"/>
+              <w:jc w:val="center"/>
+            </w:pPr>
+            <w:r>
+              <w:rPr>
+                <w:rFonts w:ascii="Arial" w:cs="Arial" w:eastAsia="Arial" w:hAnsi="Arial"/>
+                <w:sz w:val="30"/>
+                <w:szCs w:val="30"/>
+              </w:rPr>
+              <w:t xml:space="preserve">☐</w:t>
+            </w:r>
+          </w:p>
+        </w:tc>
+        <w:tc>
+          <w:tcPr>
+            <w:tcW w:type="dxa" w:w="2040"/>
+            <w:tcBorders>
+              <w:top w:val="single" w:color="C9D0DC" w:sz="4"/>
+              <w:left w:val="single" w:color="C9D0DC" w:sz="4"/>
+              <w:bottom w:val="single" w:color="C9D0DC" w:sz="4"/>
+              <w:right w:val="single" w:color="C9D0DC" w:sz="4"/>
+            </w:tcBorders>
+            <w:tcMar>
+              <w:top w:type="dxa" w:w="70"/>
+              <w:left w:type="dxa" w:w="100"/>
+              <w:bottom w:type="dxa" w:w="70"/>
+              <w:right w:type="dxa" w:w="100"/>
+            </w:tcMar>
+            <w:vAlign w:val="top"/>
+          </w:tcPr>
+          <w:p>
+            <w:pPr>
+              <w:spacing w:after="0" w:before="0" w:line="264"/>
+            </w:pPr>
+            <w:r>
+              <w:rPr>
+                <w:rFonts w:ascii="Arial" w:cs="Arial" w:eastAsia="Arial" w:hAnsi="Arial"/>
+                <w:sz w:val="19"/>
+                <w:szCs w:val="19"/>
+              </w:rPr>
+              <w:t xml:space="preserve"> </w:t>
+            </w:r>
+          </w:p>
+        </w:tc>
+      </w:tr>
+      <w:tr>
+        <w:trPr>
+          <w:cantSplit/>
+        </w:trPr>
+        <w:tc>
+          <w:tcPr>
+            <w:tcW w:type="dxa" w:w="860"/>
+            <w:tcBorders>
+              <w:top w:val="single" w:color="C9D0DC" w:sz="4"/>
+              <w:left w:val="single" w:color="C9D0DC" w:sz="4"/>
+              <w:bottom w:val="single" w:color="C9D0DC" w:sz="4"/>
+              <w:right w:val="single" w:color="C9D0DC" w:sz="4"/>
+            </w:tcBorders>
+            <w:tcMar>
+              <w:top w:type="dxa" w:w="70"/>
+              <w:left w:type="dxa" w:w="100"/>
+              <w:bottom w:type="dxa" w:w="70"/>
+              <w:right w:type="dxa" w:w="100"/>
+            </w:tcMar>
+            <w:vAlign w:val="top"/>
+          </w:tcPr>
+          <w:p>
+            <w:pPr>
+              <w:spacing w:after="0" w:before="0" w:line="264"/>
+            </w:pPr>
+            <w:r>
+              <w:rPr>
+                <w:rFonts w:ascii="Arial" w:cs="Arial" w:eastAsia="Arial" w:hAnsi="Arial"/>
+                <w:b/>
+                <w:bCs/>
+                <w:color w:val="5B6477"/>
+                <w:sz w:val="16"/>
+                <w:szCs w:val="16"/>
+              </w:rPr>
+              <w:t xml:space="preserve">CM-SRCH</w:t>
+            </w:r>
+          </w:p>
+        </w:tc>
+        <w:tc>
+          <w:tcPr>
+            <w:tcW w:type="dxa" w:w="5480"/>
+            <w:tcBorders>
+              <w:top w:val="single" w:color="C9D0DC" w:sz="4"/>
+              <w:left w:val="single" w:color="C9D0DC" w:sz="4"/>
+              <w:bottom w:val="single" w:color="C9D0DC" w:sz="4"/>
+              <w:right w:val="single" w:color="C9D0DC" w:sz="4"/>
+            </w:tcBorders>
+            <w:tcMar>
+              <w:top w:type="dxa" w:w="70"/>
+              <w:left w:type="dxa" w:w="100"/>
+              <w:bottom w:type="dxa" w:w="70"/>
+              <w:right w:type="dxa" w:w="100"/>
+            </w:tcMar>
+            <w:vAlign w:val="top"/>
+          </w:tcPr>
+          <w:p>
+            <w:pPr>
+              <w:spacing w:after="40" w:before="0" w:line="264"/>
+            </w:pPr>
+            <w:r>
+              <w:rPr>
+                <w:rFonts w:ascii="Arial" w:cs="Arial" w:eastAsia="Arial" w:hAnsi="Arial"/>
+                <w:b/>
+                <w:bCs/>
+                <w:sz w:val="20"/>
+                <w:szCs w:val="20"/>
+              </w:rPr>
+              <w:t xml:space="preserve">Dashboard search and Stock on Hand layout</w:t>
+            </w:r>
+          </w:p>
+          <w:p>
+            <w:pPr>
+              <w:spacing w:after="20" w:before="0" w:line="264"/>
+            </w:pPr>
+            <w:r>
+              <w:rPr>
+                <w:rFonts w:ascii="Arial" w:cs="Arial" w:eastAsia="Arial" w:hAnsi="Arial"/>
+                <w:color w:val="5B6477"/>
+                <w:sz w:val="19"/>
+                <w:szCs w:val="19"/>
+              </w:rPr>
+              <w:t xml:space="preserve">1.  </w:t>
+            </w:r>
+            <w:r>
+              <w:rPr>
+                <w:rFonts w:ascii="Arial" w:cs="Arial" w:eastAsia="Arial" w:hAnsi="Arial"/>
+                <w:sz w:val="19"/>
+                <w:szCs w:val="19"/>
+              </w:rPr>
+              <w:t xml:space="preserve">Dashboard → type part of a screen name in the search box.</w:t>
+            </w:r>
+          </w:p>
+          <w:p>
+            <w:pPr>
+              <w:spacing w:after="20" w:before="0" w:line="264"/>
+            </w:pPr>
+            <w:r>
+              <w:rPr>
+                <w:rFonts w:ascii="Arial" w:cs="Arial" w:eastAsia="Arial" w:hAnsi="Arial"/>
+                <w:color w:val="5B6477"/>
+                <w:sz w:val="19"/>
+                <w:szCs w:val="19"/>
+              </w:rPr>
+              <w:t xml:space="preserve">2.  </w:t>
+            </w:r>
+            <w:r>
+              <w:rPr>
+                <w:rFonts w:ascii="Arial" w:cs="Arial" w:eastAsia="Arial" w:hAnsi="Arial"/>
+                <w:sz w:val="19"/>
+                <w:szCs w:val="19"/>
+              </w:rPr>
+              <w:t xml:space="preserve">Stock on Hand → look at an item with several flavors or expiry dates (if your account sees stock).</w:t>
+            </w:r>
+          </w:p>
+          <w:p>
+            <w:pPr>
+              <w:spacing w:after="0" w:before="60" w:line="264"/>
+            </w:pPr>
+            <w:r>
+              <w:rPr>
+                <w:rFonts w:ascii="Arial" w:cs="Arial" w:eastAsia="Arial" w:hAnsi="Arial"/>
+                <w:b/>
+                <w:bCs/>
+                <w:color w:val="0B1F3A"/>
+                <w:sz w:val="19"/>
+                <w:szCs w:val="19"/>
+              </w:rPr>
+              <w:t xml:space="preserve">You should see: </w:t>
+            </w:r>
+            <w:r>
+              <w:rPr>
+                <w:rFonts w:ascii="Arial" w:cs="Arial" w:eastAsia="Arial" w:hAnsi="Arial"/>
+                <w:sz w:val="19"/>
+                <w:szCs w:val="19"/>
+              </w:rPr>
+              <w:t xml:space="preserve">The matching screens are listed. Flavors and expiry dates are shown as labelled rows with their quantity.</w:t>
             </w:r>
           </w:p>
         </w:tc>
@@ -7809,7 +8076,7 @@
                 <w:sz w:val="17"/>
                 <w:szCs w:val="17"/>
               </w:rPr>
-              <w:t xml:space="preserve">Passed (of 26)</w:t>
+              <w:t xml:space="preserve">Passed (of 27)</w:t>
             </w:r>
           </w:p>
         </w:tc>
